--- a/video-film-editing/output/05 3.3b Nota Pembelajaran (Kertas Penerangan)/Core Abilities L1-L3 (format JPK)/KP-CA-07 KP3.1 ORGANIZATION INFORMATION FLOW (ALIRAN MA (IT-072).docx
+++ b/video-film-editing/output/05 3.3b Nota Pembelajaran (Kertas Penerangan)/Core Abilities L1-L3 (format JPK)/KP-CA-07 KP3.1 ORGANIZATION INFORMATION FLOW (ALIRAN MA (IT-072).docx
@@ -2,84 +2,686 @@
 <file path=word/document.xml><?xml version="1.0" encoding="utf-8"?>
 <w:document xmlns:wpc="http://schemas.microsoft.com/office/word/2010/wordprocessingCanvas" xmlns:mo="http://schemas.microsoft.com/office/mac/office/2008/main" xmlns:mc="http://schemas.openxmlformats.org/markup-compatibility/2006" xmlns:mv="urn:schemas-microsoft-com:mac:vml" xmlns:o="urn:schemas-microsoft-com:office:office" xmlns:r="http://schemas.openxmlformats.org/officeDocument/2006/relationships" xmlns:m="http://schemas.openxmlformats.org/officeDocument/2006/math" xmlns:v="urn:schemas-microsoft-com:vml" xmlns:wp14="http://schemas.microsoft.com/office/word/2010/wordprocessingDrawing" xmlns:wp="http://schemas.openxmlformats.org/drawingml/2006/wordprocessingDrawing" xmlns:w10="urn:schemas-microsoft-com:office:word" xmlns:w="http://schemas.openxmlformats.org/wordprocessingml/2006/main" xmlns:w14="http://schemas.microsoft.com/office/word/2010/wordml" xmlns:wpg="http://schemas.microsoft.com/office/word/2010/wordprocessingGroup" xmlns:wpi="http://schemas.microsoft.com/office/word/2010/wordprocessingInk" xmlns:wne="http://schemas.microsoft.com/office/word/2006/wordml" xmlns:wps="http://schemas.microsoft.com/office/word/2010/wordprocessingShape" mc:Ignorable="w14 wp14">
   <w:body>
+    <w:tbl>
+      <w:tblPr>
+        <w:tblW w:type="auto" w:w="0"/>
+        <w:jc w:val="center"/>
+        <w:tblLook w:firstColumn="1" w:firstRow="1" w:lastColumn="0" w:lastRow="0" w:noHBand="0" w:noVBand="1" w:val="04A0"/>
+        <w:tblBorders>
+          <w:top w:val="single" w:sz="4" w:space="0" w:color="000000"/>
+          <w:left w:val="single" w:sz="4" w:space="0" w:color="000000"/>
+          <w:bottom w:val="single" w:sz="4" w:space="0" w:color="000000"/>
+          <w:right w:val="single" w:sz="4" w:space="0" w:color="000000"/>
+          <w:insideH w:val="single" w:sz="4" w:space="0" w:color="000000"/>
+          <w:insideV w:val="single" w:sz="4" w:space="0" w:color="000000"/>
+        </w:tblBorders>
+      </w:tblPr>
+      <w:tblGrid>
+        <w:gridCol w:w="3213"/>
+        <w:gridCol w:w="3213"/>
+        <w:gridCol w:w="3213"/>
+      </w:tblGrid>
+      <w:tr>
+        <w:tc>
+          <w:tcPr>
+            <w:tcW w:type="dxa" w:w="2551"/>
+            <w:vAlign w:val="center"/>
+            <w:tcMar>
+              <w:top w:w="40" w:type="dxa"/>
+              <w:bottom w:w="40" w:type="dxa"/>
+              <w:start w:w="80" w:type="dxa"/>
+              <w:end w:w="80" w:type="dxa"/>
+            </w:tcMar>
+          </w:tcPr>
+          <w:p>
+            <w:pPr>
+              <w:jc w:val="left"/>
+            </w:pPr>
+            <w:r>
+              <w:drawing>
+                <wp:inline xmlns:a="http://schemas.openxmlformats.org/drawingml/2006/main" xmlns:pic="http://schemas.openxmlformats.org/drawingml/2006/picture">
+                  <wp:extent cx="885785" cy="1404000"/>
+                  <wp:docPr id="1" name="Picture 1"/>
+                  <wp:cNvGraphicFramePr>
+                    <a:graphicFrameLocks noChangeAspect="1"/>
+                  </wp:cNvGraphicFramePr>
+                  <a:graphic>
+                    <a:graphicData uri="http://schemas.openxmlformats.org/drawingml/2006/picture">
+                      <pic:pic>
+                        <pic:nvPicPr>
+                          <pic:cNvPr id="0" name="jpk-logo-official.png"/>
+                          <pic:cNvPicPr/>
+                        </pic:nvPicPr>
+                        <pic:blipFill>
+                          <a:blip r:embed="rId13"/>
+                          <a:stretch>
+                            <a:fillRect/>
+                          </a:stretch>
+                        </pic:blipFill>
+                        <pic:spPr>
+                          <a:xfrm>
+                            <a:off x="0" y="0"/>
+                            <a:ext cx="885785" cy="1404000"/>
+                          </a:xfrm>
+                          <a:prstGeom prst="rect"/>
+                        </pic:spPr>
+                      </pic:pic>
+                    </a:graphicData>
+                  </a:graphic>
+                </wp:inline>
+              </w:drawing>
+            </w:r>
+          </w:p>
+        </w:tc>
+        <w:tc>
+          <w:tcPr>
+            <w:tcW w:type="dxa" w:w="2268"/>
+            <w:gridSpan w:val="2"/>
+            <w:tcMar>
+              <w:top w:w="40" w:type="dxa"/>
+              <w:bottom w:w="40" w:type="dxa"/>
+              <w:start w:w="80" w:type="dxa"/>
+              <w:end w:w="80" w:type="dxa"/>
+            </w:tcMar>
+            <w:tcMar>
+              <w:top w:w="40" w:type="dxa"/>
+              <w:bottom w:w="40" w:type="dxa"/>
+              <w:start w:w="80" w:type="dxa"/>
+              <w:end w:w="80" w:type="dxa"/>
+            </w:tcMar>
+          </w:tcPr>
+          <w:p>
+            <w:r/>
+            <w:r>
+              <w:rPr>
+                <w:rFonts w:ascii="Arial" w:hAnsi="Arial"/>
+                <w:b/>
+                <w:sz w:val="22"/>
+              </w:rPr>
+              <w:t>JABATAN PEMBANGUNAN KEMAHIRAN</w:t>
+            </w:r>
+          </w:p>
+          <w:p>
+            <w:r>
+              <w:rPr>
+                <w:rFonts w:ascii="Arial" w:hAnsi="Arial"/>
+                <w:b/>
+                <w:sz w:val="22"/>
+              </w:rPr>
+              <w:t>KEMENTERIAN SUMBER MANUSIA</w:t>
+            </w:r>
+          </w:p>
+          <w:p>
+            <w:r>
+              <w:rPr>
+                <w:rFonts w:ascii="Arial" w:hAnsi="Arial"/>
+                <w:b/>
+                <w:sz w:val="22"/>
+              </w:rPr>
+              <w:t>ARAS 7 &amp; 8 BLOK D4, KOMPLEK D</w:t>
+            </w:r>
+          </w:p>
+          <w:p>
+            <w:r>
+              <w:rPr>
+                <w:rFonts w:ascii="Arial" w:hAnsi="Arial"/>
+                <w:b/>
+                <w:sz w:val="22"/>
+              </w:rPr>
+              <w:t>PUSAT PENTADBIRAN KERAJAAN PERSEKUTUAN</w:t>
+            </w:r>
+          </w:p>
+          <w:p>
+            <w:r>
+              <w:rPr>
+                <w:rFonts w:ascii="Arial" w:hAnsi="Arial"/>
+                <w:b/>
+                <w:sz w:val="22"/>
+              </w:rPr>
+              <w:t>62530 PUTRAJAYA</w:t>
+            </w:r>
+          </w:p>
+          <w:p/>
+          <w:p>
+            <w:r>
+              <w:rPr>
+                <w:rFonts w:ascii="Arial" w:hAnsi="Arial"/>
+                <w:b/>
+                <w:sz w:val="40"/>
+              </w:rPr>
+              <w:t>KERTAS PENERANGAN</w:t>
+            </w:r>
+          </w:p>
+          <w:p>
+            <w:r>
+              <w:rPr>
+                <w:rFonts w:ascii="Arial" w:hAnsi="Arial"/>
+                <w:b/>
+                <w:sz w:val="24"/>
+              </w:rPr>
+              <w:t>(</w:t>
+            </w:r>
+            <w:r>
+              <w:rPr>
+                <w:rFonts w:ascii="Arial" w:hAnsi="Arial"/>
+                <w:b/>
+                <w:i/>
+                <w:sz w:val="24"/>
+              </w:rPr>
+              <w:t>INFORMATION SHEET</w:t>
+            </w:r>
+            <w:r>
+              <w:rPr>
+                <w:rFonts w:ascii="Arial" w:hAnsi="Arial"/>
+                <w:b/>
+                <w:sz w:val="24"/>
+              </w:rPr>
+              <w:t>)</w:t>
+            </w:r>
+          </w:p>
+        </w:tc>
+      </w:tr>
+      <w:tr>
+        <w:tc>
+          <w:tcPr>
+            <w:tcW w:type="dxa" w:w="2551"/>
+            <w:tcMar>
+              <w:top w:w="40" w:type="dxa"/>
+              <w:bottom w:w="40" w:type="dxa"/>
+              <w:start w:w="80" w:type="dxa"/>
+              <w:end w:w="80" w:type="dxa"/>
+            </w:tcMar>
+          </w:tcPr>
+          <w:p>
+            <w:r/>
+            <w:r>
+              <w:rPr>
+                <w:rFonts w:ascii="Arial" w:hAnsi="Arial"/>
+                <w:b/>
+                <w:sz w:val="22"/>
+              </w:rPr>
+              <w:t xml:space="preserve">KOD DAN NAMA PROGRAM / </w:t>
+            </w:r>
+            <w:r>
+              <w:rPr>
+                <w:rFonts w:ascii="Arial" w:hAnsi="Arial"/>
+                <w:b/>
+                <w:i/>
+                <w:sz w:val="22"/>
+              </w:rPr>
+              <w:t>PROGRAM'S CODE AND NAME</w:t>
+            </w:r>
+          </w:p>
+        </w:tc>
+        <w:tc>
+          <w:tcPr>
+            <w:tcW w:type="dxa" w:w="2268"/>
+            <w:gridSpan w:val="2"/>
+            <w:tcMar>
+              <w:top w:w="40" w:type="dxa"/>
+              <w:bottom w:w="40" w:type="dxa"/>
+              <w:start w:w="80" w:type="dxa"/>
+              <w:end w:w="80" w:type="dxa"/>
+            </w:tcMar>
+            <w:tcMar>
+              <w:top w:w="40" w:type="dxa"/>
+              <w:bottom w:w="40" w:type="dxa"/>
+              <w:start w:w="80" w:type="dxa"/>
+              <w:end w:w="80" w:type="dxa"/>
+            </w:tcMar>
+          </w:tcPr>
+          <w:p>
+            <w:r/>
+            <w:r>
+              <w:rPr>
+                <w:rFonts w:ascii="Arial" w:hAnsi="Arial"/>
+                <w:b/>
+                <w:i w:val="0"/>
+                <w:sz w:val="22"/>
+              </w:rPr>
+              <w:t>Z-009-1:2015 CORE ABILITIES (untuk program IT-072-3:2012 VIDEO / FILM (EDITING))</w:t>
+            </w:r>
+          </w:p>
+        </w:tc>
+      </w:tr>
+      <w:tr>
+        <w:tc>
+          <w:tcPr>
+            <w:tcW w:type="dxa" w:w="2551"/>
+            <w:tcMar>
+              <w:top w:w="40" w:type="dxa"/>
+              <w:bottom w:w="40" w:type="dxa"/>
+              <w:start w:w="80" w:type="dxa"/>
+              <w:end w:w="80" w:type="dxa"/>
+            </w:tcMar>
+          </w:tcPr>
+          <w:p>
+            <w:r/>
+            <w:r>
+              <w:rPr>
+                <w:rFonts w:ascii="Arial" w:hAnsi="Arial"/>
+                <w:b/>
+                <w:sz w:val="22"/>
+              </w:rPr>
+              <w:t xml:space="preserve">TAHAP / </w:t>
+            </w:r>
+            <w:r>
+              <w:rPr>
+                <w:rFonts w:ascii="Arial" w:hAnsi="Arial"/>
+                <w:b/>
+                <w:i/>
+                <w:sz w:val="22"/>
+              </w:rPr>
+              <w:t>LEVEL</w:t>
+            </w:r>
+          </w:p>
+        </w:tc>
+        <w:tc>
+          <w:tcPr>
+            <w:tcW w:type="dxa" w:w="2268"/>
+            <w:gridSpan w:val="2"/>
+            <w:tcMar>
+              <w:top w:w="40" w:type="dxa"/>
+              <w:bottom w:w="40" w:type="dxa"/>
+              <w:start w:w="80" w:type="dxa"/>
+              <w:end w:w="80" w:type="dxa"/>
+            </w:tcMar>
+            <w:tcMar>
+              <w:top w:w="40" w:type="dxa"/>
+              <w:bottom w:w="40" w:type="dxa"/>
+              <w:start w:w="80" w:type="dxa"/>
+              <w:end w:w="80" w:type="dxa"/>
+            </w:tcMar>
+          </w:tcPr>
+          <w:p>
+            <w:r/>
+            <w:r>
+              <w:rPr>
+                <w:rFonts w:ascii="Arial" w:hAnsi="Arial"/>
+                <w:b/>
+                <w:i w:val="0"/>
+                <w:sz w:val="22"/>
+              </w:rPr>
+              <w:t>1</w:t>
+            </w:r>
+          </w:p>
+        </w:tc>
+      </w:tr>
+      <w:tr>
+        <w:tc>
+          <w:tcPr>
+            <w:tcW w:type="dxa" w:w="2551"/>
+            <w:tcMar>
+              <w:top w:w="40" w:type="dxa"/>
+              <w:bottom w:w="40" w:type="dxa"/>
+              <w:start w:w="80" w:type="dxa"/>
+              <w:end w:w="80" w:type="dxa"/>
+            </w:tcMar>
+          </w:tcPr>
+          <w:p>
+            <w:r/>
+            <w:r>
+              <w:rPr>
+                <w:rFonts w:ascii="Arial" w:hAnsi="Arial"/>
+                <w:b/>
+                <w:sz w:val="22"/>
+              </w:rPr>
+              <w:t xml:space="preserve">NO. DAN TAJUK KEBOLEHAN TERAS / </w:t>
+            </w:r>
+            <w:r>
+              <w:rPr>
+                <w:rFonts w:ascii="Arial" w:hAnsi="Arial"/>
+                <w:b/>
+                <w:i/>
+                <w:sz w:val="22"/>
+              </w:rPr>
+              <w:t>CORE ABILITY NO. AND TITLE</w:t>
+            </w:r>
+          </w:p>
+        </w:tc>
+        <w:tc>
+          <w:tcPr>
+            <w:tcW w:type="dxa" w:w="2268"/>
+            <w:gridSpan w:val="2"/>
+            <w:tcMar>
+              <w:top w:w="40" w:type="dxa"/>
+              <w:bottom w:w="40" w:type="dxa"/>
+              <w:start w:w="80" w:type="dxa"/>
+              <w:end w:w="80" w:type="dxa"/>
+            </w:tcMar>
+            <w:tcMar>
+              <w:top w:w="40" w:type="dxa"/>
+              <w:bottom w:w="40" w:type="dxa"/>
+              <w:start w:w="80" w:type="dxa"/>
+              <w:end w:w="80" w:type="dxa"/>
+            </w:tcMar>
+          </w:tcPr>
+          <w:p>
+            <w:r/>
+            <w:r>
+              <w:rPr>
+                <w:rFonts w:ascii="Arial" w:hAnsi="Arial"/>
+                <w:b/>
+                <w:i w:val="0"/>
+                <w:sz w:val="22"/>
+              </w:rPr>
+              <w:t>CA03 WORK PLACE ETHICS AWARENESS</w:t>
+            </w:r>
+          </w:p>
+        </w:tc>
+      </w:tr>
+      <w:tr>
+        <w:tc>
+          <w:tcPr>
+            <w:tcW w:type="dxa" w:w="2551"/>
+            <w:tcMar>
+              <w:top w:w="40" w:type="dxa"/>
+              <w:bottom w:w="40" w:type="dxa"/>
+              <w:start w:w="80" w:type="dxa"/>
+              <w:end w:w="80" w:type="dxa"/>
+            </w:tcMar>
+          </w:tcPr>
+          <w:p>
+            <w:r/>
+            <w:r>
+              <w:rPr>
+                <w:rFonts w:ascii="Arial" w:hAnsi="Arial"/>
+                <w:b/>
+                <w:sz w:val="22"/>
+              </w:rPr>
+              <w:t xml:space="preserve">NO. DAN PENYATAAN KEBOLEHAN / </w:t>
+            </w:r>
+            <w:r>
+              <w:rPr>
+                <w:rFonts w:ascii="Arial" w:hAnsi="Arial"/>
+                <w:b/>
+                <w:i/>
+                <w:sz w:val="22"/>
+              </w:rPr>
+              <w:t>ABILITY NO. AND STATEMENT</w:t>
+            </w:r>
+          </w:p>
+        </w:tc>
+        <w:tc>
+          <w:tcPr>
+            <w:tcW w:type="dxa" w:w="2268"/>
+            <w:gridSpan w:val="2"/>
+            <w:tcMar>
+              <w:top w:w="40" w:type="dxa"/>
+              <w:bottom w:w="40" w:type="dxa"/>
+              <w:start w:w="80" w:type="dxa"/>
+              <w:end w:w="80" w:type="dxa"/>
+            </w:tcMar>
+            <w:tcMar>
+              <w:top w:w="40" w:type="dxa"/>
+              <w:bottom w:w="40" w:type="dxa"/>
+              <w:start w:w="80" w:type="dxa"/>
+              <w:end w:w="80" w:type="dxa"/>
+            </w:tcMar>
+          </w:tcPr>
+          <w:p>
+            <w:r/>
+            <w:r>
+              <w:rPr>
+                <w:rFonts w:ascii="Arial" w:hAnsi="Arial"/>
+                <w:b/>
+                <w:i w:val="0"/>
+                <w:sz w:val="22"/>
+              </w:rPr>
+              <w:t>03.01 RESPOND TO INSTRUCTIONS</w:t>
+            </w:r>
+          </w:p>
+        </w:tc>
+      </w:tr>
+      <w:tr>
+        <w:tc>
+          <w:tcPr>
+            <w:tcW w:type="dxa" w:w="2551"/>
+            <w:tcMar>
+              <w:top w:w="40" w:type="dxa"/>
+              <w:bottom w:w="40" w:type="dxa"/>
+              <w:start w:w="80" w:type="dxa"/>
+              <w:end w:w="80" w:type="dxa"/>
+            </w:tcMar>
+          </w:tcPr>
+          <w:p>
+            <w:r/>
+            <w:r>
+              <w:rPr>
+                <w:rFonts w:ascii="Arial" w:hAnsi="Arial"/>
+                <w:b/>
+                <w:sz w:val="22"/>
+              </w:rPr>
+              <w:t xml:space="preserve">NO. KOD / </w:t>
+            </w:r>
+            <w:r>
+              <w:rPr>
+                <w:rFonts w:ascii="Arial" w:hAnsi="Arial"/>
+                <w:b/>
+                <w:i/>
+                <w:sz w:val="22"/>
+              </w:rPr>
+              <w:t>CODE NO.</w:t>
+            </w:r>
+          </w:p>
+        </w:tc>
+        <w:tc>
+          <w:tcPr>
+            <w:tcW w:type="dxa" w:w="4819"/>
+            <w:tcMar>
+              <w:top w:w="40" w:type="dxa"/>
+              <w:bottom w:w="40" w:type="dxa"/>
+              <w:start w:w="80" w:type="dxa"/>
+              <w:end w:w="80" w:type="dxa"/>
+            </w:tcMar>
+          </w:tcPr>
+          <w:p>
+            <w:r/>
+            <w:r>
+              <w:rPr>
+                <w:rFonts w:ascii="Arial" w:hAnsi="Arial"/>
+                <w:b/>
+                <w:i w:val="0"/>
+                <w:sz w:val="22"/>
+              </w:rPr>
+              <w:t>Z-009-1:2015-M03/P(1/2)</w:t>
+            </w:r>
+          </w:p>
+        </w:tc>
+        <w:tc>
+          <w:tcPr>
+            <w:tcW w:type="dxa" w:w="2268"/>
+            <w:tcMar>
+              <w:top w:w="40" w:type="dxa"/>
+              <w:bottom w:w="40" w:type="dxa"/>
+              <w:start w:w="80" w:type="dxa"/>
+              <w:end w:w="80" w:type="dxa"/>
+            </w:tcMar>
+          </w:tcPr>
+          <w:p>
+            <w:r/>
+            <w:r>
+              <w:rPr>
+                <w:rFonts w:ascii="Arial" w:hAnsi="Arial"/>
+                <w:b/>
+                <w:sz w:val="22"/>
+              </w:rPr>
+              <w:t xml:space="preserve">Mukasurat / </w:t>
+            </w:r>
+            <w:r>
+              <w:rPr>
+                <w:rFonts w:ascii="Arial" w:hAnsi="Arial"/>
+                <w:b/>
+                <w:i/>
+                <w:sz w:val="22"/>
+              </w:rPr>
+              <w:t>Page</w:t>
+            </w:r>
+            <w:r>
+              <w:rPr>
+                <w:rFonts w:ascii="Arial" w:hAnsi="Arial"/>
+                <w:b/>
+                <w:sz w:val="22"/>
+              </w:rPr>
+              <w:t xml:space="preserve"> : </w:t>
+            </w:r>
+            <w:r>
+              <w:rPr>
+                <w:rFonts w:ascii="Arial" w:hAnsi="Arial"/>
+                <w:b/>
+                <w:sz w:val="22"/>
+              </w:rPr>
+              <w:fldChar w:fldCharType="begin"/>
+              <w:instrText xml:space="preserve">PAGE</w:instrText>
+              <w:fldChar w:fldCharType="separate"/>
+              <w:t>1</w:t>
+              <w:fldChar w:fldCharType="end"/>
+            </w:r>
+          </w:p>
+          <w:p>
+            <w:r>
+              <w:rPr>
+                <w:rFonts w:ascii="Arial" w:hAnsi="Arial"/>
+                <w:b/>
+                <w:sz w:val="22"/>
+              </w:rPr>
+              <w:t xml:space="preserve">Drpd / </w:t>
+            </w:r>
+            <w:r>
+              <w:rPr>
+                <w:rFonts w:ascii="Arial" w:hAnsi="Arial"/>
+                <w:b/>
+                <w:i/>
+                <w:sz w:val="22"/>
+              </w:rPr>
+              <w:t>of</w:t>
+            </w:r>
+            <w:r>
+              <w:rPr>
+                <w:rFonts w:ascii="Arial" w:hAnsi="Arial"/>
+                <w:b/>
+                <w:sz w:val="22"/>
+              </w:rPr>
+              <w:t xml:space="preserve"> : </w:t>
+            </w:r>
+            <w:r>
+              <w:rPr>
+                <w:rFonts w:ascii="Arial" w:hAnsi="Arial"/>
+                <w:b/>
+                <w:sz w:val="22"/>
+              </w:rPr>
+              <w:fldChar w:fldCharType="begin"/>
+              <w:instrText xml:space="preserve">NUMPAGES</w:instrText>
+              <w:fldChar w:fldCharType="separate"/>
+              <w:t>1</w:t>
+              <w:fldChar w:fldCharType="end"/>
+            </w:r>
+          </w:p>
+        </w:tc>
+      </w:tr>
+    </w:tbl>
+    <w:p/>
     <w:p>
+      <w:pPr>
+        <w:spacing w:line="276" w:lineRule="auto" w:after="120"/>
+        <w:jc w:val="left"/>
+      </w:pPr>
       <w:r>
         <w:rPr>
-          <w:rFonts w:ascii="Arial" w:hAnsi="Arial"/>
+          <w:rFonts w:ascii="Arial" w:hAnsi="Arial" w:cs="Arial"/>
           <w:b/>
-          <w:sz w:val="24"/>
+          <w:color w:val="000000"/>
+          <w:sz w:val="22"/>
         </w:rPr>
         <w:t>TAJUK</w:t>
       </w:r>
       <w:r>
         <w:rPr>
-          <w:rFonts w:ascii="Arial" w:hAnsi="Arial"/>
+          <w:rFonts w:ascii="Arial" w:hAnsi="Arial" w:cs="Arial"/>
           <w:b/>
-          <w:sz w:val="24"/>
+          <w:color w:val="000000"/>
+          <w:sz w:val="22"/>
         </w:rPr>
         <w:t>/</w:t>
       </w:r>
       <w:r>
         <w:rPr>
-          <w:rFonts w:ascii="Arial" w:hAnsi="Arial"/>
+          <w:rFonts w:ascii="Arial" w:hAnsi="Arial" w:cs="Arial"/>
           <w:b/>
           <w:i/>
-          <w:sz w:val="24"/>
+          <w:color w:val="000000"/>
+          <w:sz w:val="22"/>
         </w:rPr>
         <w:t>TITLE</w:t>
       </w:r>
       <w:r>
         <w:rPr>
-          <w:rFonts w:ascii="Arial" w:hAnsi="Arial"/>
+          <w:rFonts w:ascii="Arial" w:hAnsi="Arial" w:cs="Arial"/>
           <w:b/>
-          <w:sz w:val="24"/>
+          <w:color w:val="000000"/>
+          <w:sz w:val="22"/>
         </w:rPr>
         <w:t>:</w:t>
       </w:r>
       <w:r>
+        <w:rPr>
+          <w:rFonts w:ascii="Arial" w:hAnsi="Arial" w:cs="Arial"/>
+          <w:color w:val="000000"/>
+          <w:sz w:val="22"/>
+        </w:rPr>
         <w:t xml:space="preserve">  </w:t>
       </w:r>
       <w:r>
         <w:rPr>
-          <w:rFonts w:ascii="Arial" w:hAnsi="Arial"/>
+          <w:rFonts w:ascii="Arial" w:hAnsi="Arial" w:cs="Arial"/>
           <w:b/>
-          <w:sz w:val="24"/>
+          <w:i w:val="0"/>
+          <w:color w:val="000000"/>
+          <w:sz w:val="22"/>
         </w:rPr>
         <w:t>ORGANIZATION INFORMATION FLOW (ALIRAN MAKLUMAT ORGANISASI)</w:t>
       </w:r>
     </w:p>
     <w:p/>
     <w:p>
+      <w:pPr>
+        <w:spacing w:line="276" w:lineRule="auto" w:after="120"/>
+        <w:jc w:val="left"/>
+      </w:pPr>
       <w:r>
         <w:rPr>
-          <w:rFonts w:ascii="Arial" w:hAnsi="Arial"/>
+          <w:rFonts w:ascii="Arial" w:hAnsi="Arial" w:cs="Arial"/>
           <w:b/>
-          <w:sz w:val="24"/>
+          <w:color w:val="000000"/>
+          <w:sz w:val="22"/>
         </w:rPr>
         <w:t>TUJUAN</w:t>
       </w:r>
       <w:r>
         <w:rPr>
-          <w:rFonts w:ascii="Arial" w:hAnsi="Arial"/>
+          <w:rFonts w:ascii="Arial" w:hAnsi="Arial" w:cs="Arial"/>
           <w:b/>
-          <w:sz w:val="24"/>
+          <w:color w:val="000000"/>
+          <w:sz w:val="22"/>
         </w:rPr>
         <w:t>/</w:t>
       </w:r>
       <w:r>
         <w:rPr>
-          <w:rFonts w:ascii="Arial" w:hAnsi="Arial"/>
+          <w:rFonts w:ascii="Arial" w:hAnsi="Arial" w:cs="Arial"/>
           <w:b/>
           <w:i/>
-          <w:sz w:val="24"/>
+          <w:color w:val="000000"/>
+          <w:sz w:val="22"/>
         </w:rPr>
         <w:t>PURPOSE</w:t>
       </w:r>
       <w:r>
         <w:rPr>
-          <w:rFonts w:ascii="Arial" w:hAnsi="Arial"/>
+          <w:rFonts w:ascii="Arial" w:hAnsi="Arial" w:cs="Arial"/>
           <w:b/>
-          <w:sz w:val="24"/>
+          <w:color w:val="000000"/>
+          <w:sz w:val="22"/>
         </w:rPr>
         <w:t>:</w:t>
       </w:r>
@@ -87,67 +689,79 @@
     <w:p/>
     <w:p>
       <w:pPr>
-        <w:spacing w:after="160"/>
+        <w:spacing w:after="120" w:line="276" w:lineRule="auto"/>
+        <w:jc w:val="left"/>
       </w:pPr>
       <w:r>
         <w:rPr>
-          <w:rFonts w:ascii="Arial" w:hAnsi="Arial"/>
+          <w:rFonts w:ascii="Arial" w:hAnsi="Arial" w:cs="Arial"/>
           <w:b w:val="0"/>
           <w:i w:val="0"/>
+          <w:color w:val="000000"/>
           <w:sz w:val="22"/>
         </w:rPr>
         <w:t>Nota Penerangan ini bertujuan menerangkan keperluan untuk mematuhi rantaian arahan (</w:t>
       </w:r>
       <w:r>
         <w:rPr>
-          <w:rFonts w:ascii="Arial" w:hAnsi="Arial"/>
+          <w:rFonts w:ascii="Arial" w:hAnsi="Arial" w:cs="Arial"/>
           <w:b w:val="0"/>
           <w:i/>
+          <w:color w:val="000000"/>
           <w:sz w:val="22"/>
         </w:rPr>
         <w:t>chain of command</w:t>
       </w:r>
       <w:r>
         <w:rPr>
-          <w:rFonts w:ascii="Arial" w:hAnsi="Arial"/>
+          <w:rFonts w:ascii="Arial" w:hAnsi="Arial" w:cs="Arial"/>
           <w:b w:val="0"/>
           <w:i w:val="0"/>
+          <w:color w:val="000000"/>
           <w:sz w:val="22"/>
         </w:rPr>
         <w:t>) dan mematuhi garis panduan kerja. Bakat yang kompeten dalam CA ini mestilah dapat memahami rantaian arahan dan menunjukkan tingkah laku etika tempat kerja yang baik dalam persekitaran kerja — dalam konteks NOSS ini, persekitaran studio penyuntingan video/filem.</w:t>
       </w:r>
     </w:p>
     <w:p>
+      <w:pPr>
+        <w:spacing w:line="276" w:lineRule="auto" w:after="120"/>
+        <w:jc w:val="left"/>
+      </w:pPr>
       <w:r>
         <w:rPr>
-          <w:rFonts w:ascii="Arial" w:hAnsi="Arial"/>
+          <w:rFonts w:ascii="Arial" w:hAnsi="Arial" w:cs="Arial"/>
           <w:b/>
-          <w:sz w:val="24"/>
+          <w:color w:val="000000"/>
+          <w:sz w:val="22"/>
         </w:rPr>
         <w:t>PENERANGAN</w:t>
       </w:r>
       <w:r>
         <w:rPr>
-          <w:rFonts w:ascii="Arial" w:hAnsi="Arial"/>
+          <w:rFonts w:ascii="Arial" w:hAnsi="Arial" w:cs="Arial"/>
           <w:b/>
-          <w:sz w:val="24"/>
+          <w:color w:val="000000"/>
+          <w:sz w:val="22"/>
         </w:rPr>
         <w:t>/</w:t>
       </w:r>
       <w:r>
         <w:rPr>
-          <w:rFonts w:ascii="Arial" w:hAnsi="Arial"/>
+          <w:rFonts w:ascii="Arial" w:hAnsi="Arial" w:cs="Arial"/>
           <w:b/>
           <w:i/>
-          <w:sz w:val="24"/>
+          <w:color w:val="000000"/>
+          <w:sz w:val="22"/>
         </w:rPr>
         <w:t>INFORMATION</w:t>
       </w:r>
       <w:r>
         <w:rPr>
-          <w:rFonts w:ascii="Arial" w:hAnsi="Arial"/>
+          <w:rFonts w:ascii="Arial" w:hAnsi="Arial" w:cs="Arial"/>
           <w:b/>
-          <w:sz w:val="24"/>
+          <w:color w:val="000000"/>
+          <w:sz w:val="22"/>
         </w:rPr>
         <w:t>:</w:t>
       </w:r>
@@ -155,27 +769,31 @@
     <w:p/>
     <w:p>
       <w:pPr>
-        <w:spacing w:before="200"/>
+        <w:spacing w:before="120" w:after="120" w:line="276" w:lineRule="auto"/>
+        <w:jc w:val="left"/>
       </w:pPr>
       <w:r>
         <w:rPr>
-          <w:rFonts w:ascii="Arial" w:hAnsi="Arial"/>
+          <w:rFonts w:ascii="Arial" w:hAnsi="Arial" w:cs="Arial"/>
           <w:b/>
           <w:i w:val="0"/>
-          <w:sz w:val="24"/>
+          <w:color w:val="000000"/>
+          <w:sz w:val="22"/>
         </w:rPr>
         <w:t>1. Hierarki dan Tahap Autoriti (Hierarchy and Authority Level)</w:t>
       </w:r>
     </w:p>
     <w:p>
       <w:pPr>
-        <w:spacing w:after="160"/>
+        <w:spacing w:after="120" w:line="276" w:lineRule="auto"/>
+        <w:jc w:val="left"/>
       </w:pPr>
       <w:r>
         <w:rPr>
-          <w:rFonts w:ascii="Arial" w:hAnsi="Arial"/>
+          <w:rFonts w:ascii="Arial" w:hAnsi="Arial" w:cs="Arial"/>
           <w:b w:val="0"/>
           <w:i w:val="0"/>
+          <w:color w:val="000000"/>
           <w:sz w:val="22"/>
         </w:rPr>
         <w:t>#### 1.1 Carta Organisasi (Organization Chart)</w:t>
@@ -183,13 +801,15 @@
     </w:p>
     <w:p>
       <w:pPr>
-        <w:spacing w:after="160"/>
+        <w:spacing w:after="120" w:line="276" w:lineRule="auto"/>
+        <w:jc w:val="left"/>
       </w:pPr>
       <w:r>
         <w:rPr>
-          <w:rFonts w:ascii="Arial" w:hAnsi="Arial"/>
+          <w:rFonts w:ascii="Arial" w:hAnsi="Arial" w:cs="Arial"/>
           <w:b w:val="0"/>
           <w:i w:val="0"/>
+          <w:color w:val="000000"/>
           <w:sz w:val="22"/>
         </w:rPr>
         <w:t>i) Carta organisasi ialah gambar rajah yang menunjukkan secara grafik hubungan antara satu pegawai dengan pegawai lain, atau lain-lain, dalam sesebuah syarikat. Ia juga digunakan untuk menunjukkan hubungan antara satu bahagian dengan bahagian lain, atau satu fungsi organisasi dengan fungsi lain. Carta ini bernilai kerana ia membolehkan seseorang membayangkan keseluruhan organisasi secara visual.</w:t>
@@ -197,13 +817,15 @@
     </w:p>
     <w:p>
       <w:pPr>
-        <w:spacing w:after="160"/>
+        <w:spacing w:after="120" w:line="276" w:lineRule="auto"/>
+        <w:jc w:val="left"/>
       </w:pPr>
       <w:r>
         <w:rPr>
-          <w:rFonts w:ascii="Arial" w:hAnsi="Arial"/>
+          <w:rFonts w:ascii="Arial" w:hAnsi="Arial" w:cs="Arial"/>
           <w:b w:val="0"/>
           <w:i/>
+          <w:color w:val="000000"/>
           <w:sz w:val="22"/>
         </w:rPr>
         <w:t>Rajah 1.1: Contoh carta organisasi syarikat</w:t>
@@ -211,193 +833,215 @@
     </w:p>
     <w:p>
       <w:pPr>
-        <w:spacing w:after="160"/>
+        <w:spacing w:after="120" w:line="276" w:lineRule="auto"/>
+        <w:jc w:val="left"/>
       </w:pPr>
       <w:r>
         <w:rPr>
-          <w:rFonts w:ascii="Arial" w:hAnsi="Arial"/>
+          <w:rFonts w:ascii="Arial" w:hAnsi="Arial" w:cs="Arial"/>
           <w:b w:val="0"/>
           <w:i w:val="0"/>
+          <w:color w:val="000000"/>
           <w:sz w:val="22"/>
         </w:rPr>
         <w:t xml:space="preserve">Dalam konteks studio penyuntingan video, carta organisasi biasa ialah: </w:t>
       </w:r>
       <w:r>
         <w:rPr>
-          <w:rFonts w:ascii="Arial" w:hAnsi="Arial"/>
+          <w:rFonts w:ascii="Arial" w:hAnsi="Arial" w:cs="Arial"/>
           <w:b w:val="0"/>
           <w:i/>
+          <w:color w:val="000000"/>
           <w:sz w:val="22"/>
         </w:rPr>
         <w:t>Executive Producer</w:t>
       </w:r>
       <w:r>
         <w:rPr>
-          <w:rFonts w:ascii="Arial" w:hAnsi="Arial"/>
+          <w:rFonts w:ascii="Arial" w:hAnsi="Arial" w:cs="Arial"/>
           <w:b w:val="0"/>
           <w:i w:val="0"/>
+          <w:color w:val="000000"/>
           <w:sz w:val="22"/>
         </w:rPr>
         <w:t xml:space="preserve"> → </w:t>
       </w:r>
       <w:r>
         <w:rPr>
-          <w:rFonts w:ascii="Arial" w:hAnsi="Arial"/>
+          <w:rFonts w:ascii="Arial" w:hAnsi="Arial" w:cs="Arial"/>
           <w:b w:val="0"/>
           <w:i/>
+          <w:color w:val="000000"/>
           <w:sz w:val="22"/>
         </w:rPr>
         <w:t>Producer</w:t>
       </w:r>
       <w:r>
         <w:rPr>
-          <w:rFonts w:ascii="Arial" w:hAnsi="Arial"/>
+          <w:rFonts w:ascii="Arial" w:hAnsi="Arial" w:cs="Arial"/>
           <w:b w:val="0"/>
           <w:i w:val="0"/>
+          <w:color w:val="000000"/>
           <w:sz w:val="22"/>
         </w:rPr>
         <w:t xml:space="preserve"> → </w:t>
       </w:r>
       <w:r>
         <w:rPr>
-          <w:rFonts w:ascii="Arial" w:hAnsi="Arial"/>
+          <w:rFonts w:ascii="Arial" w:hAnsi="Arial" w:cs="Arial"/>
           <w:b w:val="0"/>
           <w:i/>
+          <w:color w:val="000000"/>
           <w:sz w:val="22"/>
         </w:rPr>
         <w:t>Post-Production Supervisor</w:t>
       </w:r>
       <w:r>
         <w:rPr>
-          <w:rFonts w:ascii="Arial" w:hAnsi="Arial"/>
+          <w:rFonts w:ascii="Arial" w:hAnsi="Arial" w:cs="Arial"/>
           <w:b w:val="0"/>
           <w:i w:val="0"/>
+          <w:color w:val="000000"/>
           <w:sz w:val="22"/>
         </w:rPr>
         <w:t xml:space="preserve"> → </w:t>
       </w:r>
       <w:r>
         <w:rPr>
-          <w:rFonts w:ascii="Arial" w:hAnsi="Arial"/>
+          <w:rFonts w:ascii="Arial" w:hAnsi="Arial" w:cs="Arial"/>
           <w:b w:val="0"/>
           <w:i/>
+          <w:color w:val="000000"/>
           <w:sz w:val="22"/>
         </w:rPr>
         <w:t>Lead Editor</w:t>
       </w:r>
       <w:r>
         <w:rPr>
-          <w:rFonts w:ascii="Arial" w:hAnsi="Arial"/>
+          <w:rFonts w:ascii="Arial" w:hAnsi="Arial" w:cs="Arial"/>
           <w:b w:val="0"/>
           <w:i w:val="0"/>
+          <w:color w:val="000000"/>
           <w:sz w:val="22"/>
         </w:rPr>
         <w:t xml:space="preserve"> → </w:t>
       </w:r>
       <w:r>
         <w:rPr>
-          <w:rFonts w:ascii="Arial" w:hAnsi="Arial"/>
+          <w:rFonts w:ascii="Arial" w:hAnsi="Arial" w:cs="Arial"/>
           <w:b w:val="0"/>
           <w:i/>
+          <w:color w:val="000000"/>
           <w:sz w:val="22"/>
         </w:rPr>
         <w:t>Video Editor</w:t>
       </w:r>
       <w:r>
         <w:rPr>
-          <w:rFonts w:ascii="Arial" w:hAnsi="Arial"/>
+          <w:rFonts w:ascii="Arial" w:hAnsi="Arial" w:cs="Arial"/>
           <w:b w:val="0"/>
           <w:i w:val="0"/>
+          <w:color w:val="000000"/>
           <w:sz w:val="22"/>
         </w:rPr>
         <w:t xml:space="preserve"> / </w:t>
       </w:r>
       <w:r>
         <w:rPr>
-          <w:rFonts w:ascii="Arial" w:hAnsi="Arial"/>
+          <w:rFonts w:ascii="Arial" w:hAnsi="Arial" w:cs="Arial"/>
           <w:b w:val="0"/>
           <w:i/>
+          <w:color w:val="000000"/>
           <w:sz w:val="22"/>
         </w:rPr>
         <w:t>Assistant Editor</w:t>
       </w:r>
       <w:r>
         <w:rPr>
-          <w:rFonts w:ascii="Arial" w:hAnsi="Arial"/>
+          <w:rFonts w:ascii="Arial" w:hAnsi="Arial" w:cs="Arial"/>
           <w:b w:val="0"/>
           <w:i w:val="0"/>
+          <w:color w:val="000000"/>
           <w:sz w:val="22"/>
         </w:rPr>
         <w:t xml:space="preserve"> / </w:t>
       </w:r>
       <w:r>
         <w:rPr>
-          <w:rFonts w:ascii="Arial" w:hAnsi="Arial"/>
+          <w:rFonts w:ascii="Arial" w:hAnsi="Arial" w:cs="Arial"/>
           <w:b w:val="0"/>
           <w:i/>
+          <w:color w:val="000000"/>
           <w:sz w:val="22"/>
         </w:rPr>
         <w:t>Colourist</w:t>
       </w:r>
       <w:r>
         <w:rPr>
-          <w:rFonts w:ascii="Arial" w:hAnsi="Arial"/>
+          <w:rFonts w:ascii="Arial" w:hAnsi="Arial" w:cs="Arial"/>
           <w:b w:val="0"/>
           <w:i w:val="0"/>
+          <w:color w:val="000000"/>
           <w:sz w:val="22"/>
         </w:rPr>
         <w:t xml:space="preserve"> / </w:t>
       </w:r>
       <w:r>
         <w:rPr>
-          <w:rFonts w:ascii="Arial" w:hAnsi="Arial"/>
+          <w:rFonts w:ascii="Arial" w:hAnsi="Arial" w:cs="Arial"/>
           <w:b w:val="0"/>
           <w:i/>
+          <w:color w:val="000000"/>
           <w:sz w:val="22"/>
         </w:rPr>
         <w:t>Sound Editor</w:t>
       </w:r>
       <w:r>
         <w:rPr>
-          <w:rFonts w:ascii="Arial" w:hAnsi="Arial"/>
+          <w:rFonts w:ascii="Arial" w:hAnsi="Arial" w:cs="Arial"/>
           <w:b w:val="0"/>
           <w:i w:val="0"/>
+          <w:color w:val="000000"/>
           <w:sz w:val="22"/>
         </w:rPr>
         <w:t xml:space="preserve">. Seorang Video Editor baharu (Bakat ADI) perlu tahu bahawa arahan mengenai </w:t>
       </w:r>
       <w:r>
         <w:rPr>
-          <w:rFonts w:ascii="Arial" w:hAnsi="Arial"/>
+          <w:rFonts w:ascii="Arial" w:hAnsi="Arial" w:cs="Arial"/>
           <w:b w:val="0"/>
           <w:i/>
+          <w:color w:val="000000"/>
           <w:sz w:val="22"/>
         </w:rPr>
         <w:t>deadline</w:t>
       </w:r>
       <w:r>
         <w:rPr>
-          <w:rFonts w:ascii="Arial" w:hAnsi="Arial"/>
+          <w:rFonts w:ascii="Arial" w:hAnsi="Arial" w:cs="Arial"/>
           <w:b w:val="0"/>
           <w:i w:val="0"/>
+          <w:color w:val="000000"/>
           <w:sz w:val="22"/>
         </w:rPr>
         <w:t xml:space="preserve"> penyerahan projek klien datang daripada </w:t>
       </w:r>
       <w:r>
         <w:rPr>
-          <w:rFonts w:ascii="Arial" w:hAnsi="Arial"/>
+          <w:rFonts w:ascii="Arial" w:hAnsi="Arial" w:cs="Arial"/>
           <w:b w:val="0"/>
           <w:i/>
+          <w:color w:val="000000"/>
           <w:sz w:val="22"/>
         </w:rPr>
         <w:t>Post-Production Supervisor</w:t>
       </w:r>
       <w:r>
         <w:rPr>
-          <w:rFonts w:ascii="Arial" w:hAnsi="Arial"/>
+          <w:rFonts w:ascii="Arial" w:hAnsi="Arial" w:cs="Arial"/>
           <w:b w:val="0"/>
           <w:i w:val="0"/>
+          <w:color w:val="000000"/>
           <w:sz w:val="22"/>
         </w:rPr>
         <w:t>, bukan terus daripada klien.</w:t>
@@ -405,49 +1049,55 @@
     </w:p>
     <w:p>
       <w:pPr>
-        <w:spacing w:after="160"/>
+        <w:spacing w:after="120" w:line="276" w:lineRule="auto"/>
+        <w:jc w:val="left"/>
       </w:pPr>
       <w:r>
         <w:rPr>
-          <w:rFonts w:ascii="Arial" w:hAnsi="Arial"/>
+          <w:rFonts w:ascii="Arial" w:hAnsi="Arial" w:cs="Arial"/>
           <w:b w:val="0"/>
           <w:i w:val="0"/>
+          <w:color w:val="000000"/>
           <w:sz w:val="22"/>
         </w:rPr>
         <w:t xml:space="preserve">ii) Carta organisasi sesebuah syarikat biasanya menggambarkan hubungan antara individu dalam organisasi tersebut. Hubungan sedemikian mungkin termasuk pengurus kepada pekerja bawahan, pengarah kepada pengarah urusan/ketua pegawai eksekutif kepada pelbagai bahagian, dan seterusnya. Apabila carta organisasi menjadi terlalu besar, ia boleh dipecahkan kepada carta yang lebih kecil bagi setiap bahagian dalam organisasi. Contohnya, sebuah syarikat produksi besar mungkin memisahkan carta </w:t>
       </w:r>
       <w:r>
         <w:rPr>
-          <w:rFonts w:ascii="Arial" w:hAnsi="Arial"/>
+          <w:rFonts w:ascii="Arial" w:hAnsi="Arial" w:cs="Arial"/>
           <w:b w:val="0"/>
           <w:i/>
+          <w:color w:val="000000"/>
           <w:sz w:val="22"/>
         </w:rPr>
         <w:t>Production</w:t>
       </w:r>
       <w:r>
         <w:rPr>
-          <w:rFonts w:ascii="Arial" w:hAnsi="Arial"/>
+          <w:rFonts w:ascii="Arial" w:hAnsi="Arial" w:cs="Arial"/>
           <w:b w:val="0"/>
           <w:i w:val="0"/>
+          <w:color w:val="000000"/>
           <w:sz w:val="22"/>
         </w:rPr>
         <w:t xml:space="preserve"> daripada carta </w:t>
       </w:r>
       <w:r>
         <w:rPr>
-          <w:rFonts w:ascii="Arial" w:hAnsi="Arial"/>
+          <w:rFonts w:ascii="Arial" w:hAnsi="Arial" w:cs="Arial"/>
           <w:b w:val="0"/>
           <w:i/>
+          <w:color w:val="000000"/>
           <w:sz w:val="22"/>
         </w:rPr>
         <w:t>Post-Production</w:t>
       </w:r>
       <w:r>
         <w:rPr>
-          <w:rFonts w:ascii="Arial" w:hAnsi="Arial"/>
+          <w:rFonts w:ascii="Arial" w:hAnsi="Arial" w:cs="Arial"/>
           <w:b w:val="0"/>
           <w:i w:val="0"/>
+          <w:color w:val="000000"/>
           <w:sz w:val="22"/>
         </w:rPr>
         <w:t xml:space="preserve"> (di mana studio penyuntingan berada).</w:t>
@@ -455,27 +1105,31 @@
     </w:p>
     <w:p>
       <w:pPr>
-        <w:spacing w:before="200"/>
+        <w:spacing w:before="120" w:after="120" w:line="276" w:lineRule="auto"/>
+        <w:jc w:val="left"/>
       </w:pPr>
       <w:r>
         <w:rPr>
-          <w:rFonts w:ascii="Arial" w:hAnsi="Arial"/>
+          <w:rFonts w:ascii="Arial" w:hAnsi="Arial" w:cs="Arial"/>
           <w:b/>
           <w:i w:val="0"/>
-          <w:sz w:val="24"/>
+          <w:color w:val="000000"/>
+          <w:sz w:val="22"/>
         </w:rPr>
         <w:t>2. Tugas dan Kerja (Duty and Task)</w:t>
       </w:r>
     </w:p>
     <w:p>
       <w:pPr>
-        <w:spacing w:after="160"/>
+        <w:spacing w:after="120" w:line="276" w:lineRule="auto"/>
+        <w:jc w:val="left"/>
       </w:pPr>
       <w:r>
         <w:rPr>
-          <w:rFonts w:ascii="Arial" w:hAnsi="Arial"/>
+          <w:rFonts w:ascii="Arial" w:hAnsi="Arial" w:cs="Arial"/>
           <w:b w:val="0"/>
           <w:i w:val="0"/>
+          <w:color w:val="000000"/>
           <w:sz w:val="22"/>
         </w:rPr>
         <w:t>2.1 Tugas dan kerja adalah berkaitan dengan pelbagai jabatan dan peranan kerja yang membentuk carta organisasi sebagai sebahagian daripada rancangan untuk memastikan organisasi menjalankan misi dan matlamat pentingnya.</w:t>
@@ -483,85 +1137,95 @@
     </w:p>
     <w:p>
       <w:pPr>
-        <w:spacing w:after="160"/>
+        <w:spacing w:after="120" w:line="276" w:lineRule="auto"/>
+        <w:jc w:val="left"/>
       </w:pPr>
       <w:r>
         <w:rPr>
-          <w:rFonts w:ascii="Arial" w:hAnsi="Arial"/>
+          <w:rFonts w:ascii="Arial" w:hAnsi="Arial" w:cs="Arial"/>
           <w:b w:val="0"/>
           <w:i w:val="0"/>
+          <w:color w:val="000000"/>
           <w:sz w:val="22"/>
         </w:rPr>
         <w:t xml:space="preserve">2.2 Tugas dan kerja membantu setiap orang mengetahui siapa melakukan apa. Untuk mempunyai perniagaan yang cekap dan berfungsi dengan baik, terdapat individu yang mengendalikan setiap jenis tugas dan memastikan orang tidak bertindih tugas antara satu sama lain. Carta organisasi dengan peranan, fungsi, skop autoriti yang jelas serta sistem memastikan orang bekerja bersama untuk mencapai segala yang perlu dilakukan oleh perniagaan. Contohnya, dalam studio penyuntingan, </w:t>
       </w:r>
       <w:r>
         <w:rPr>
-          <w:rFonts w:ascii="Arial" w:hAnsi="Arial"/>
+          <w:rFonts w:ascii="Arial" w:hAnsi="Arial" w:cs="Arial"/>
           <w:b w:val="0"/>
           <w:i/>
+          <w:color w:val="000000"/>
           <w:sz w:val="22"/>
         </w:rPr>
         <w:t>Video Editor</w:t>
       </w:r>
       <w:r>
         <w:rPr>
-          <w:rFonts w:ascii="Arial" w:hAnsi="Arial"/>
+          <w:rFonts w:ascii="Arial" w:hAnsi="Arial" w:cs="Arial"/>
           <w:b w:val="0"/>
           <w:i w:val="0"/>
+          <w:color w:val="000000"/>
           <w:sz w:val="22"/>
         </w:rPr>
         <w:t xml:space="preserve"> bertugas menyunting </w:t>
       </w:r>
       <w:r>
         <w:rPr>
-          <w:rFonts w:ascii="Arial" w:hAnsi="Arial"/>
+          <w:rFonts w:ascii="Arial" w:hAnsi="Arial" w:cs="Arial"/>
           <w:b w:val="0"/>
           <w:i/>
+          <w:color w:val="000000"/>
           <w:sz w:val="22"/>
         </w:rPr>
         <w:t>footage</w:t>
       </w:r>
       <w:r>
         <w:rPr>
-          <w:rFonts w:ascii="Arial" w:hAnsi="Arial"/>
+          <w:rFonts w:ascii="Arial" w:hAnsi="Arial" w:cs="Arial"/>
           <w:b w:val="0"/>
           <w:i w:val="0"/>
+          <w:color w:val="000000"/>
           <w:sz w:val="22"/>
         </w:rPr>
         <w:t xml:space="preserve"> mengikut </w:t>
       </w:r>
       <w:r>
         <w:rPr>
-          <w:rFonts w:ascii="Arial" w:hAnsi="Arial"/>
+          <w:rFonts w:ascii="Arial" w:hAnsi="Arial" w:cs="Arial"/>
           <w:b w:val="0"/>
           <w:i/>
+          <w:color w:val="000000"/>
           <w:sz w:val="22"/>
         </w:rPr>
         <w:t>storyboard</w:t>
       </w:r>
       <w:r>
         <w:rPr>
-          <w:rFonts w:ascii="Arial" w:hAnsi="Arial"/>
+          <w:rFonts w:ascii="Arial" w:hAnsi="Arial" w:cs="Arial"/>
           <w:b w:val="0"/>
           <w:i w:val="0"/>
+          <w:color w:val="000000"/>
           <w:sz w:val="22"/>
         </w:rPr>
         <w:t xml:space="preserve">, manakala </w:t>
       </w:r>
       <w:r>
         <w:rPr>
-          <w:rFonts w:ascii="Arial" w:hAnsi="Arial"/>
+          <w:rFonts w:ascii="Arial" w:hAnsi="Arial" w:cs="Arial"/>
           <w:b w:val="0"/>
           <w:i/>
+          <w:color w:val="000000"/>
           <w:sz w:val="22"/>
         </w:rPr>
         <w:t>Colourist</w:t>
       </w:r>
       <w:r>
         <w:rPr>
-          <w:rFonts w:ascii="Arial" w:hAnsi="Arial"/>
+          <w:rFonts w:ascii="Arial" w:hAnsi="Arial" w:cs="Arial"/>
           <w:b w:val="0"/>
           <w:i w:val="0"/>
+          <w:color w:val="000000"/>
           <w:sz w:val="22"/>
         </w:rPr>
         <w:t xml:space="preserve"> bertugas menyelaraskan warna — kedua-dua tugas jelas dipisahkan supaya tiada pertindihan kerja pada projek yang sama.</w:t>
@@ -569,81 +1233,91 @@
     </w:p>
     <w:p>
       <w:pPr>
-        <w:spacing w:before="200"/>
+        <w:spacing w:before="120" w:after="120" w:line="276" w:lineRule="auto"/>
+        <w:jc w:val="left"/>
       </w:pPr>
       <w:r>
         <w:rPr>
-          <w:rFonts w:ascii="Arial" w:hAnsi="Arial"/>
+          <w:rFonts w:ascii="Arial" w:hAnsi="Arial" w:cs="Arial"/>
           <w:b/>
           <w:i w:val="0"/>
-          <w:sz w:val="24"/>
+          <w:color w:val="000000"/>
+          <w:sz w:val="22"/>
         </w:rPr>
         <w:t>3. Ketua Terdekat dan Orang Bawahan (Immediate Superior and Subordinate)</w:t>
       </w:r>
     </w:p>
     <w:p>
       <w:pPr>
-        <w:spacing w:after="160"/>
+        <w:spacing w:after="120" w:line="276" w:lineRule="auto"/>
+        <w:jc w:val="left"/>
       </w:pPr>
       <w:r>
         <w:rPr>
-          <w:rFonts w:ascii="Arial" w:hAnsi="Arial"/>
+          <w:rFonts w:ascii="Arial" w:hAnsi="Arial" w:cs="Arial"/>
           <w:b w:val="0"/>
           <w:i w:val="0"/>
+          <w:color w:val="000000"/>
           <w:sz w:val="22"/>
         </w:rPr>
         <w:t>3.1 Ketua terdekat (</w:t>
       </w:r>
       <w:r>
         <w:rPr>
-          <w:rFonts w:ascii="Arial" w:hAnsi="Arial"/>
+          <w:rFonts w:ascii="Arial" w:hAnsi="Arial" w:cs="Arial"/>
           <w:b w:val="0"/>
           <w:i/>
+          <w:color w:val="000000"/>
           <w:sz w:val="22"/>
         </w:rPr>
         <w:t>immediate superior</w:t>
       </w:r>
       <w:r>
         <w:rPr>
-          <w:rFonts w:ascii="Arial" w:hAnsi="Arial"/>
+          <w:rFonts w:ascii="Arial" w:hAnsi="Arial" w:cs="Arial"/>
           <w:b w:val="0"/>
           <w:i w:val="0"/>
+          <w:color w:val="000000"/>
           <w:sz w:val="22"/>
         </w:rPr>
         <w:t xml:space="preserve">) ialah seseorang atau sesuatu yang lebih tinggi kedudukannya berbanding yang lain dari segi pangkat, status atau kualiti, terutamanya rakan sekerja pada kedudukan lebih tinggi seperti Pengurus, Ketua, Penyelia dan Kanan. Dalam studio penyuntingan video, </w:t>
       </w:r>
       <w:r>
         <w:rPr>
-          <w:rFonts w:ascii="Arial" w:hAnsi="Arial"/>
+          <w:rFonts w:ascii="Arial" w:hAnsi="Arial" w:cs="Arial"/>
           <w:b w:val="0"/>
           <w:i/>
+          <w:color w:val="000000"/>
           <w:sz w:val="22"/>
         </w:rPr>
         <w:t>Lead Editor</w:t>
       </w:r>
       <w:r>
         <w:rPr>
-          <w:rFonts w:ascii="Arial" w:hAnsi="Arial"/>
+          <w:rFonts w:ascii="Arial" w:hAnsi="Arial" w:cs="Arial"/>
           <w:b w:val="0"/>
           <w:i w:val="0"/>
+          <w:color w:val="000000"/>
           <w:sz w:val="22"/>
         </w:rPr>
         <w:t xml:space="preserve"> adalah ketua terdekat kepada seorang </w:t>
       </w:r>
       <w:r>
         <w:rPr>
-          <w:rFonts w:ascii="Arial" w:hAnsi="Arial"/>
+          <w:rFonts w:ascii="Arial" w:hAnsi="Arial" w:cs="Arial"/>
           <w:b w:val="0"/>
           <w:i/>
+          <w:color w:val="000000"/>
           <w:sz w:val="22"/>
         </w:rPr>
         <w:t>Video Editor</w:t>
       </w:r>
       <w:r>
         <w:rPr>
-          <w:rFonts w:ascii="Arial" w:hAnsi="Arial"/>
+          <w:rFonts w:ascii="Arial" w:hAnsi="Arial" w:cs="Arial"/>
           <w:b w:val="0"/>
           <w:i w:val="0"/>
+          <w:color w:val="000000"/>
           <w:sz w:val="22"/>
         </w:rPr>
         <w:t>.</w:t>
@@ -651,67 +1325,75 @@
     </w:p>
     <w:p>
       <w:pPr>
-        <w:spacing w:after="160"/>
+        <w:spacing w:after="120" w:line="276" w:lineRule="auto"/>
+        <w:jc w:val="left"/>
       </w:pPr>
       <w:r>
         <w:rPr>
-          <w:rFonts w:ascii="Arial" w:hAnsi="Arial"/>
+          <w:rFonts w:ascii="Arial" w:hAnsi="Arial" w:cs="Arial"/>
           <w:b w:val="0"/>
           <w:i w:val="0"/>
+          <w:color w:val="000000"/>
           <w:sz w:val="22"/>
         </w:rPr>
         <w:t>3.2 Orang bawahan (</w:t>
       </w:r>
       <w:r>
         <w:rPr>
-          <w:rFonts w:ascii="Arial" w:hAnsi="Arial"/>
+          <w:rFonts w:ascii="Arial" w:hAnsi="Arial" w:cs="Arial"/>
           <w:b w:val="0"/>
           <w:i/>
+          <w:color w:val="000000"/>
           <w:sz w:val="22"/>
         </w:rPr>
         <w:t>subordinate</w:t>
       </w:r>
       <w:r>
         <w:rPr>
-          <w:rFonts w:ascii="Arial" w:hAnsi="Arial"/>
+          <w:rFonts w:ascii="Arial" w:hAnsi="Arial" w:cs="Arial"/>
           <w:b w:val="0"/>
           <w:i w:val="0"/>
+          <w:color w:val="000000"/>
           <w:sz w:val="22"/>
         </w:rPr>
         <w:t xml:space="preserve">) ialah seseorang di bawah autoriti atau kawalan dalam sesebuah organisasi seperti junior atau Pembantu. Seorang </w:t>
       </w:r>
       <w:r>
         <w:rPr>
-          <w:rFonts w:ascii="Arial" w:hAnsi="Arial"/>
+          <w:rFonts w:ascii="Arial" w:hAnsi="Arial" w:cs="Arial"/>
           <w:b w:val="0"/>
           <w:i/>
+          <w:color w:val="000000"/>
           <w:sz w:val="22"/>
         </w:rPr>
         <w:t>Assistant Editor</w:t>
       </w:r>
       <w:r>
         <w:rPr>
-          <w:rFonts w:ascii="Arial" w:hAnsi="Arial"/>
+          <w:rFonts w:ascii="Arial" w:hAnsi="Arial" w:cs="Arial"/>
           <w:b w:val="0"/>
           <w:i w:val="0"/>
+          <w:color w:val="000000"/>
           <w:sz w:val="22"/>
         </w:rPr>
         <w:t xml:space="preserve"> adalah orang bawahan kepada </w:t>
       </w:r>
       <w:r>
         <w:rPr>
-          <w:rFonts w:ascii="Arial" w:hAnsi="Arial"/>
+          <w:rFonts w:ascii="Arial" w:hAnsi="Arial" w:cs="Arial"/>
           <w:b w:val="0"/>
           <w:i/>
+          <w:color w:val="000000"/>
           <w:sz w:val="22"/>
         </w:rPr>
         <w:t>Video Editor</w:t>
       </w:r>
       <w:r>
         <w:rPr>
-          <w:rFonts w:ascii="Arial" w:hAnsi="Arial"/>
+          <w:rFonts w:ascii="Arial" w:hAnsi="Arial" w:cs="Arial"/>
           <w:b w:val="0"/>
           <w:i w:val="0"/>
+          <w:color w:val="000000"/>
           <w:sz w:val="22"/>
         </w:rPr>
         <w:t>.</w:t>
@@ -719,81 +1401,91 @@
     </w:p>
     <w:p>
       <w:pPr>
-        <w:spacing w:before="200"/>
+        <w:spacing w:before="120" w:after="120" w:line="276" w:lineRule="auto"/>
+        <w:jc w:val="left"/>
       </w:pPr>
       <w:r>
         <w:rPr>
-          <w:rFonts w:ascii="Arial" w:hAnsi="Arial"/>
+          <w:rFonts w:ascii="Arial" w:hAnsi="Arial" w:cs="Arial"/>
           <w:b/>
           <w:i w:val="0"/>
-          <w:sz w:val="24"/>
+          <w:color w:val="000000"/>
+          <w:sz w:val="22"/>
         </w:rPr>
         <w:t>4. Laluan Pelaporan (Reporting Path)</w:t>
       </w:r>
     </w:p>
     <w:p>
       <w:pPr>
-        <w:spacing w:after="160"/>
+        <w:spacing w:after="120" w:line="276" w:lineRule="auto"/>
+        <w:jc w:val="left"/>
       </w:pPr>
       <w:r>
         <w:rPr>
-          <w:rFonts w:ascii="Arial" w:hAnsi="Arial"/>
+          <w:rFonts w:ascii="Arial" w:hAnsi="Arial" w:cs="Arial"/>
           <w:b w:val="0"/>
           <w:i w:val="0"/>
+          <w:color w:val="000000"/>
           <w:sz w:val="22"/>
         </w:rPr>
         <w:t xml:space="preserve">4.1 Carta organisasi yang menunjukkan hierarki organisasi mestilah menonjolkan laluan pelaporan yang jelas supaya pemerhati/pekerja mendapat pemahaman jelas tentang struktur pelaporan. Satu kaedah yang boleh digunakan ialah pengekodan warna atau isyarat visual bagi menunjukkan laluan pelaporan. Bagi carta organisasi jenis matriks di mana hubungan pelaporan disusun sebagai grid atau matriks dan bukan hierarki tradisional, penunjukan laluan pelaporan yang jelas adalah kritikal untuk kejayaan operasi organisasi. Contoh studio: seorang </w:t>
       </w:r>
       <w:r>
         <w:rPr>
-          <w:rFonts w:ascii="Arial" w:hAnsi="Arial"/>
+          <w:rFonts w:ascii="Arial" w:hAnsi="Arial" w:cs="Arial"/>
           <w:b w:val="0"/>
           <w:i/>
+          <w:color w:val="000000"/>
           <w:sz w:val="22"/>
         </w:rPr>
         <w:t>Video Editor</w:t>
       </w:r>
       <w:r>
         <w:rPr>
-          <w:rFonts w:ascii="Arial" w:hAnsi="Arial"/>
+          <w:rFonts w:ascii="Arial" w:hAnsi="Arial" w:cs="Arial"/>
           <w:b w:val="0"/>
           <w:i w:val="0"/>
+          <w:color w:val="000000"/>
           <w:sz w:val="22"/>
         </w:rPr>
         <w:t xml:space="preserve"> yang ditugaskan pada projek pengiklanan mungkin melapor kepada </w:t>
       </w:r>
       <w:r>
         <w:rPr>
-          <w:rFonts w:ascii="Arial" w:hAnsi="Arial"/>
+          <w:rFonts w:ascii="Arial" w:hAnsi="Arial" w:cs="Arial"/>
           <w:b w:val="0"/>
           <w:i/>
+          <w:color w:val="000000"/>
           <w:sz w:val="22"/>
         </w:rPr>
         <w:t>Lead Editor</w:t>
       </w:r>
       <w:r>
         <w:rPr>
-          <w:rFonts w:ascii="Arial" w:hAnsi="Arial"/>
+          <w:rFonts w:ascii="Arial" w:hAnsi="Arial" w:cs="Arial"/>
           <w:b w:val="0"/>
           <w:i w:val="0"/>
+          <w:color w:val="000000"/>
           <w:sz w:val="22"/>
         </w:rPr>
         <w:t xml:space="preserve"> untuk hal teknikal penyuntingan tetapi melapor kepada </w:t>
       </w:r>
       <w:r>
         <w:rPr>
-          <w:rFonts w:ascii="Arial" w:hAnsi="Arial"/>
+          <w:rFonts w:ascii="Arial" w:hAnsi="Arial" w:cs="Arial"/>
           <w:b w:val="0"/>
           <w:i/>
+          <w:color w:val="000000"/>
           <w:sz w:val="22"/>
         </w:rPr>
         <w:t>Producer</w:t>
       </w:r>
       <w:r>
         <w:rPr>
-          <w:rFonts w:ascii="Arial" w:hAnsi="Arial"/>
+          <w:rFonts w:ascii="Arial" w:hAnsi="Arial" w:cs="Arial"/>
           <w:b w:val="0"/>
           <w:i w:val="0"/>
+          <w:color w:val="000000"/>
           <w:sz w:val="22"/>
         </w:rPr>
         <w:t xml:space="preserve"> projek itu untuk hal jadual dan skop kerja — ini ialah struktur matriks.</w:t>
@@ -801,45 +1493,51 @@
     </w:p>
     <w:p>
       <w:pPr>
-        <w:spacing w:before="200"/>
+        <w:spacing w:before="120" w:after="120" w:line="276" w:lineRule="auto"/>
+        <w:jc w:val="left"/>
       </w:pPr>
       <w:r>
         <w:rPr>
-          <w:rFonts w:ascii="Arial" w:hAnsi="Arial"/>
+          <w:rFonts w:ascii="Arial" w:hAnsi="Arial" w:cs="Arial"/>
           <w:b/>
           <w:i w:val="0"/>
-          <w:sz w:val="24"/>
+          <w:color w:val="000000"/>
+          <w:sz w:val="22"/>
         </w:rPr>
         <w:t>5. Pelantikan atau Kontrak (Appointment or Contract)</w:t>
       </w:r>
     </w:p>
     <w:p>
       <w:pPr>
-        <w:spacing w:after="160"/>
+        <w:spacing w:after="120" w:line="276" w:lineRule="auto"/>
+        <w:jc w:val="left"/>
       </w:pPr>
       <w:r>
         <w:rPr>
-          <w:rFonts w:ascii="Arial" w:hAnsi="Arial"/>
+          <w:rFonts w:ascii="Arial" w:hAnsi="Arial" w:cs="Arial"/>
           <w:b w:val="0"/>
           <w:i w:val="0"/>
+          <w:color w:val="000000"/>
           <w:sz w:val="22"/>
         </w:rPr>
         <w:t>5.1 Kontrak Pekerjaan (</w:t>
       </w:r>
       <w:r>
         <w:rPr>
-          <w:rFonts w:ascii="Arial" w:hAnsi="Arial"/>
+          <w:rFonts w:ascii="Arial" w:hAnsi="Arial" w:cs="Arial"/>
           <w:b w:val="0"/>
           <w:i/>
+          <w:color w:val="000000"/>
           <w:sz w:val="22"/>
         </w:rPr>
         <w:t>Employment Contract</w:t>
       </w:r>
       <w:r>
         <w:rPr>
-          <w:rFonts w:ascii="Arial" w:hAnsi="Arial"/>
+          <w:rFonts w:ascii="Arial" w:hAnsi="Arial" w:cs="Arial"/>
           <w:b w:val="0"/>
           <w:i w:val="0"/>
+          <w:color w:val="000000"/>
           <w:sz w:val="22"/>
         </w:rPr>
         <w:t>)</w:t>
@@ -847,13 +1545,15 @@
     </w:p>
     <w:p>
       <w:pPr>
-        <w:spacing w:after="160"/>
+        <w:spacing w:after="120" w:line="276" w:lineRule="auto"/>
+        <w:jc w:val="left"/>
       </w:pPr>
       <w:r>
         <w:rPr>
-          <w:rFonts w:ascii="Arial" w:hAnsi="Arial"/>
+          <w:rFonts w:ascii="Arial" w:hAnsi="Arial" w:cs="Arial"/>
           <w:b w:val="0"/>
           <w:i w:val="0"/>
+          <w:color w:val="000000"/>
           <w:sz w:val="22"/>
         </w:rPr>
         <w:t>Satu perjanjian yang dimeterai antara majikan dan pekerja pada masa pekerja diambil bekerja, yang menggariskan sifat sebenar hubungan perniagaan mereka, khususnya pampasan yang akan diterima pekerja sebagai balasan kerja tertentu yang dilaksanakan.</w:t>
@@ -861,31 +1561,35 @@
     </w:p>
     <w:p>
       <w:pPr>
-        <w:spacing w:after="160"/>
+        <w:spacing w:after="120" w:line="276" w:lineRule="auto"/>
+        <w:jc w:val="left"/>
       </w:pPr>
       <w:r>
         <w:rPr>
-          <w:rFonts w:ascii="Arial" w:hAnsi="Arial"/>
+          <w:rFonts w:ascii="Arial" w:hAnsi="Arial" w:cs="Arial"/>
           <w:b w:val="0"/>
           <w:i w:val="0"/>
+          <w:color w:val="000000"/>
           <w:sz w:val="22"/>
         </w:rPr>
         <w:t xml:space="preserve">5.2 Kontrak pekerjaan boleh membantu menarik dan mengekalkan pekerja utama. Walaupun majikan tidak boleh memaksa pekerja untuk kekal, kontrak boleh memastikan mereka memberi notis yang munasabah sebelum berhenti — biasanya 60 hingga 90 hari. Contohnya, kontrak seorang </w:t>
       </w:r>
       <w:r>
         <w:rPr>
-          <w:rFonts w:ascii="Arial" w:hAnsi="Arial"/>
+          <w:rFonts w:ascii="Arial" w:hAnsi="Arial" w:cs="Arial"/>
           <w:b w:val="0"/>
           <w:i/>
+          <w:color w:val="000000"/>
           <w:sz w:val="22"/>
         </w:rPr>
         <w:t>Senior Video Editor</w:t>
       </w:r>
       <w:r>
         <w:rPr>
-          <w:rFonts w:ascii="Arial" w:hAnsi="Arial"/>
+          <w:rFonts w:ascii="Arial" w:hAnsi="Arial" w:cs="Arial"/>
           <w:b w:val="0"/>
           <w:i w:val="0"/>
+          <w:color w:val="000000"/>
           <w:sz w:val="22"/>
         </w:rPr>
         <w:t xml:space="preserve"> di studio produksi mungkin menetapkan notis 60 hari sebelum berhenti, memandangkan projek klien sedang dalam penyuntingan tidak boleh ditinggalkan secara tiba-tiba.</w:t>
@@ -893,13 +1597,15 @@
     </w:p>
     <w:p>
       <w:pPr>
-        <w:spacing w:after="160"/>
+        <w:spacing w:after="120" w:line="276" w:lineRule="auto"/>
+        <w:jc w:val="left"/>
       </w:pPr>
       <w:r>
         <w:rPr>
-          <w:rFonts w:ascii="Arial" w:hAnsi="Arial"/>
+          <w:rFonts w:ascii="Arial" w:hAnsi="Arial" w:cs="Arial"/>
           <w:b w:val="0"/>
           <w:i/>
+          <w:color w:val="000000"/>
           <w:sz w:val="22"/>
         </w:rPr>
         <w:t>Contoh kontrak pekerjaan</w:t>
@@ -907,13 +1613,15 @@
     </w:p>
     <w:p>
       <w:pPr>
-        <w:spacing w:after="160"/>
+        <w:spacing w:after="120" w:line="276" w:lineRule="auto"/>
+        <w:jc w:val="left"/>
       </w:pPr>
       <w:r>
         <w:rPr>
-          <w:rFonts w:ascii="Arial" w:hAnsi="Arial"/>
+          <w:rFonts w:ascii="Arial" w:hAnsi="Arial" w:cs="Arial"/>
           <w:b w:val="0"/>
           <w:i/>
+          <w:color w:val="000000"/>
           <w:sz w:val="22"/>
         </w:rPr>
         <w:t>Rajah 5.1: Contoh perjanjian kontrak pekerjaan</w:t>
@@ -921,135 +1629,151 @@
     </w:p>
     <w:p>
       <w:pPr>
-        <w:spacing w:before="200"/>
+        <w:spacing w:before="120" w:after="120" w:line="276" w:lineRule="auto"/>
+        <w:jc w:val="left"/>
       </w:pPr>
       <w:r>
         <w:rPr>
-          <w:rFonts w:ascii="Arial" w:hAnsi="Arial"/>
+          <w:rFonts w:ascii="Arial" w:hAnsi="Arial" w:cs="Arial"/>
           <w:b/>
           <w:i w:val="0"/>
-          <w:sz w:val="24"/>
+          <w:color w:val="000000"/>
+          <w:sz w:val="22"/>
         </w:rPr>
         <w:t>6. Laluan Kerjaya (Carrier Path)</w:t>
       </w:r>
     </w:p>
     <w:p>
       <w:pPr>
-        <w:spacing w:after="160"/>
+        <w:spacing w:after="120" w:line="276" w:lineRule="auto"/>
+        <w:jc w:val="left"/>
       </w:pPr>
       <w:r>
         <w:rPr>
-          <w:rFonts w:ascii="Arial" w:hAnsi="Arial"/>
+          <w:rFonts w:ascii="Arial" w:hAnsi="Arial" w:cs="Arial"/>
           <w:b w:val="0"/>
           <w:i w:val="0"/>
+          <w:color w:val="000000"/>
           <w:sz w:val="22"/>
         </w:rPr>
         <w:t>6.1 Laluan kerjaya merujuk kepada pertumbuhan pekerja dalam sesebuah organisasi. Ia merujuk kepada pelbagai kedudukan yang dilalui pekerja semasa berkembang dalam organisasi. Pekerja mungkin bergerak secara menegak kebanyakan masa tetapi juga boleh bergerak secara mendatar atau silang fungsi ke jenis peranan kerja yang berbeza. Laluan kerjaya digunakan secara bertukar ganti dengan tangga kerjaya (</w:t>
       </w:r>
       <w:r>
         <w:rPr>
-          <w:rFonts w:ascii="Arial" w:hAnsi="Arial"/>
+          <w:rFonts w:ascii="Arial" w:hAnsi="Arial" w:cs="Arial"/>
           <w:b w:val="0"/>
           <w:i/>
+          <w:color w:val="000000"/>
           <w:sz w:val="22"/>
         </w:rPr>
         <w:t>career ladder</w:t>
       </w:r>
       <w:r>
         <w:rPr>
-          <w:rFonts w:ascii="Arial" w:hAnsi="Arial"/>
+          <w:rFonts w:ascii="Arial" w:hAnsi="Arial" w:cs="Arial"/>
           <w:b w:val="0"/>
           <w:i w:val="0"/>
+          <w:color w:val="000000"/>
           <w:sz w:val="22"/>
         </w:rPr>
         <w:t xml:space="preserve">). Contoh studio: seorang </w:t>
       </w:r>
       <w:r>
         <w:rPr>
-          <w:rFonts w:ascii="Arial" w:hAnsi="Arial"/>
+          <w:rFonts w:ascii="Arial" w:hAnsi="Arial" w:cs="Arial"/>
           <w:b w:val="0"/>
           <w:i/>
+          <w:color w:val="000000"/>
           <w:sz w:val="22"/>
         </w:rPr>
         <w:t>Assistant Editor</w:t>
       </w:r>
       <w:r>
         <w:rPr>
-          <w:rFonts w:ascii="Arial" w:hAnsi="Arial"/>
+          <w:rFonts w:ascii="Arial" w:hAnsi="Arial" w:cs="Arial"/>
           <w:b w:val="0"/>
           <w:i w:val="0"/>
+          <w:color w:val="000000"/>
           <w:sz w:val="22"/>
         </w:rPr>
         <w:t xml:space="preserve"> boleh naik kepada </w:t>
       </w:r>
       <w:r>
         <w:rPr>
-          <w:rFonts w:ascii="Arial" w:hAnsi="Arial"/>
+          <w:rFonts w:ascii="Arial" w:hAnsi="Arial" w:cs="Arial"/>
           <w:b w:val="0"/>
           <w:i/>
+          <w:color w:val="000000"/>
           <w:sz w:val="22"/>
         </w:rPr>
         <w:t>Video Editor</w:t>
       </w:r>
       <w:r>
         <w:rPr>
-          <w:rFonts w:ascii="Arial" w:hAnsi="Arial"/>
+          <w:rFonts w:ascii="Arial" w:hAnsi="Arial" w:cs="Arial"/>
           <w:b w:val="0"/>
           <w:i w:val="0"/>
+          <w:color w:val="000000"/>
           <w:sz w:val="22"/>
         </w:rPr>
         <w:t xml:space="preserve">, kemudian </w:t>
       </w:r>
       <w:r>
         <w:rPr>
-          <w:rFonts w:ascii="Arial" w:hAnsi="Arial"/>
+          <w:rFonts w:ascii="Arial" w:hAnsi="Arial" w:cs="Arial"/>
           <w:b w:val="0"/>
           <w:i/>
+          <w:color w:val="000000"/>
           <w:sz w:val="22"/>
         </w:rPr>
         <w:t>Lead Editor</w:t>
       </w:r>
       <w:r>
         <w:rPr>
-          <w:rFonts w:ascii="Arial" w:hAnsi="Arial"/>
+          <w:rFonts w:ascii="Arial" w:hAnsi="Arial" w:cs="Arial"/>
           <w:b w:val="0"/>
           <w:i w:val="0"/>
+          <w:color w:val="000000"/>
           <w:sz w:val="22"/>
         </w:rPr>
         <w:t xml:space="preserve">, atau bergerak silang fungsi kepada </w:t>
       </w:r>
       <w:r>
         <w:rPr>
-          <w:rFonts w:ascii="Arial" w:hAnsi="Arial"/>
+          <w:rFonts w:ascii="Arial" w:hAnsi="Arial" w:cs="Arial"/>
           <w:b w:val="0"/>
           <w:i/>
+          <w:color w:val="000000"/>
           <w:sz w:val="22"/>
         </w:rPr>
         <w:t>Colourist</w:t>
       </w:r>
       <w:r>
         <w:rPr>
-          <w:rFonts w:ascii="Arial" w:hAnsi="Arial"/>
+          <w:rFonts w:ascii="Arial" w:hAnsi="Arial" w:cs="Arial"/>
           <w:b w:val="0"/>
           <w:i w:val="0"/>
+          <w:color w:val="000000"/>
           <w:sz w:val="22"/>
         </w:rPr>
         <w:t xml:space="preserve"> atau </w:t>
       </w:r>
       <w:r>
         <w:rPr>
-          <w:rFonts w:ascii="Arial" w:hAnsi="Arial"/>
+          <w:rFonts w:ascii="Arial" w:hAnsi="Arial" w:cs="Arial"/>
           <w:b w:val="0"/>
           <w:i/>
+          <w:color w:val="000000"/>
           <w:sz w:val="22"/>
         </w:rPr>
         <w:t>Sound Editor</w:t>
       </w:r>
       <w:r>
         <w:rPr>
-          <w:rFonts w:ascii="Arial" w:hAnsi="Arial"/>
+          <w:rFonts w:ascii="Arial" w:hAnsi="Arial" w:cs="Arial"/>
           <w:b w:val="0"/>
           <w:i w:val="0"/>
+          <w:color w:val="000000"/>
           <w:sz w:val="22"/>
         </w:rPr>
         <w:t xml:space="preserve"> jika berminat pada bidang tersebut.</w:t>
@@ -1057,67 +1781,75 @@
     </w:p>
     <w:p>
       <w:pPr>
-        <w:spacing w:after="160"/>
+        <w:spacing w:after="120" w:line="276" w:lineRule="auto"/>
+        <w:jc w:val="left"/>
       </w:pPr>
       <w:r>
         <w:rPr>
-          <w:rFonts w:ascii="Arial" w:hAnsi="Arial"/>
+          <w:rFonts w:ascii="Arial" w:hAnsi="Arial" w:cs="Arial"/>
           <w:b w:val="0"/>
           <w:i w:val="0"/>
+          <w:color w:val="000000"/>
           <w:sz w:val="22"/>
         </w:rPr>
         <w:t xml:space="preserve">6.2 Kebanyakan syarikat yang berjaya menyediakan laluan kerjaya/tangga kerjaya bagi pekerja untuk memberi gambaran realistik tentang kedudukan mereka pada tahun-tahun akan datang bagi mengekalkan mereka. Dengan gambaran jelas tentang kedudukan dan tanggungjawab kerja masa depan, pekerja dan syarikat boleh bekerjasama mengenal pasti bidang latihan yang diperlukan bagi pekerja membina kecekapan untuk memenuhi keperluan kerja masa depan. Contohnya, sebuah studio penyuntingan boleh merancang latihan </w:t>
       </w:r>
       <w:r>
         <w:rPr>
-          <w:rFonts w:ascii="Arial" w:hAnsi="Arial"/>
+          <w:rFonts w:ascii="Arial" w:hAnsi="Arial" w:cs="Arial"/>
           <w:b w:val="0"/>
           <w:i/>
+          <w:color w:val="000000"/>
           <w:sz w:val="22"/>
         </w:rPr>
         <w:t>color grading</w:t>
       </w:r>
       <w:r>
         <w:rPr>
-          <w:rFonts w:ascii="Arial" w:hAnsi="Arial"/>
+          <w:rFonts w:ascii="Arial" w:hAnsi="Arial" w:cs="Arial"/>
           <w:b w:val="0"/>
           <w:i w:val="0"/>
+          <w:color w:val="000000"/>
           <w:sz w:val="22"/>
         </w:rPr>
         <w:t xml:space="preserve"> lanjutan untuk </w:t>
       </w:r>
       <w:r>
         <w:rPr>
-          <w:rFonts w:ascii="Arial" w:hAnsi="Arial"/>
+          <w:rFonts w:ascii="Arial" w:hAnsi="Arial" w:cs="Arial"/>
           <w:b w:val="0"/>
           <w:i/>
+          <w:color w:val="000000"/>
           <w:sz w:val="22"/>
         </w:rPr>
         <w:t>Video Editor</w:t>
       </w:r>
       <w:r>
         <w:rPr>
-          <w:rFonts w:ascii="Arial" w:hAnsi="Arial"/>
+          <w:rFonts w:ascii="Arial" w:hAnsi="Arial" w:cs="Arial"/>
           <w:b w:val="0"/>
           <w:i w:val="0"/>
+          <w:color w:val="000000"/>
           <w:sz w:val="22"/>
         </w:rPr>
         <w:t xml:space="preserve"> yang ingin menjadi </w:t>
       </w:r>
       <w:r>
         <w:rPr>
-          <w:rFonts w:ascii="Arial" w:hAnsi="Arial"/>
+          <w:rFonts w:ascii="Arial" w:hAnsi="Arial" w:cs="Arial"/>
           <w:b w:val="0"/>
           <w:i/>
+          <w:color w:val="000000"/>
           <w:sz w:val="22"/>
         </w:rPr>
         <w:t>Colourist</w:t>
       </w:r>
       <w:r>
         <w:rPr>
-          <w:rFonts w:ascii="Arial" w:hAnsi="Arial"/>
+          <w:rFonts w:ascii="Arial" w:hAnsi="Arial" w:cs="Arial"/>
           <w:b w:val="0"/>
           <w:i w:val="0"/>
+          <w:color w:val="000000"/>
           <w:sz w:val="22"/>
         </w:rPr>
         <w:t>.</w:t>
@@ -1125,49 +1857,59 @@
     </w:p>
     <w:p>
       <w:pPr>
-        <w:spacing w:after="160"/>
+        <w:spacing w:after="120" w:line="276" w:lineRule="auto"/>
+        <w:jc w:val="left"/>
       </w:pPr>
       <w:r>
         <w:rPr>
-          <w:rFonts w:ascii="Arial" w:hAnsi="Arial"/>
+          <w:rFonts w:ascii="Arial" w:hAnsi="Arial" w:cs="Arial"/>
           <w:b w:val="0"/>
           <w:i/>
+          <w:color w:val="000000"/>
           <w:sz w:val="22"/>
         </w:rPr>
         <w:t>Rajah 6.1: Contoh laluan kerjaya</w:t>
       </w:r>
     </w:p>
     <w:p>
+      <w:pPr>
+        <w:spacing w:before="120" w:after="120" w:line="276" w:lineRule="auto"/>
+        <w:jc w:val="left"/>
+      </w:pPr>
       <w:r>
         <w:rPr>
-          <w:rFonts w:ascii="Arial" w:hAnsi="Arial"/>
+          <w:rFonts w:ascii="Arial" w:hAnsi="Arial" w:cs="Arial"/>
           <w:b/>
-          <w:sz w:val="24"/>
+          <w:color w:val="000000"/>
+          <w:sz w:val="22"/>
         </w:rPr>
         <w:t>SOALAN</w:t>
       </w:r>
       <w:r>
         <w:rPr>
-          <w:rFonts w:ascii="Arial" w:hAnsi="Arial"/>
+          <w:rFonts w:ascii="Arial" w:hAnsi="Arial" w:cs="Arial"/>
           <w:b/>
-          <w:sz w:val="24"/>
+          <w:color w:val="000000"/>
+          <w:sz w:val="22"/>
         </w:rPr>
         <w:t>/</w:t>
       </w:r>
       <w:r>
         <w:rPr>
-          <w:rFonts w:ascii="Arial" w:hAnsi="Arial"/>
+          <w:rFonts w:ascii="Arial" w:hAnsi="Arial" w:cs="Arial"/>
           <w:b/>
           <w:i/>
-          <w:sz w:val="24"/>
+          <w:color w:val="000000"/>
+          <w:sz w:val="22"/>
         </w:rPr>
         <w:t>QUESTION</w:t>
       </w:r>
       <w:r>
         <w:rPr>
-          <w:rFonts w:ascii="Arial" w:hAnsi="Arial"/>
+          <w:rFonts w:ascii="Arial" w:hAnsi="Arial" w:cs="Arial"/>
           <w:b/>
-          <w:sz w:val="24"/>
+          <w:color w:val="000000"/>
+          <w:sz w:val="22"/>
         </w:rPr>
         <w:t>:</w:t>
       </w:r>
@@ -1175,58 +1917,65 @@
     <w:p/>
     <w:p>
       <w:pPr>
-        <w:spacing w:after="160"/>
+        <w:spacing w:after="120" w:line="276" w:lineRule="auto"/>
+        <w:jc w:val="left"/>
       </w:pPr>
       <w:r>
         <w:rPr>
-          <w:rFonts w:ascii="Arial" w:hAnsi="Arial"/>
+          <w:rFonts w:ascii="Arial" w:hAnsi="Arial" w:cs="Arial"/>
           <w:b/>
           <w:i w:val="0"/>
+          <w:color w:val="000000"/>
           <w:sz w:val="22"/>
         </w:rPr>
         <w:t>Soalan 1:</w:t>
       </w:r>
       <w:r>
         <w:rPr>
-          <w:rFonts w:ascii="Arial" w:hAnsi="Arial"/>
+          <w:rFonts w:ascii="Arial" w:hAnsi="Arial" w:cs="Arial"/>
           <w:b w:val="0"/>
           <w:i w:val="0"/>
+          <w:color w:val="000000"/>
           <w:sz w:val="22"/>
         </w:rPr>
         <w:t xml:space="preserve"> Apakah hubungan antara Pengurus (</w:t>
       </w:r>
       <w:r>
         <w:rPr>
-          <w:rFonts w:ascii="Arial" w:hAnsi="Arial"/>
+          <w:rFonts w:ascii="Arial" w:hAnsi="Arial" w:cs="Arial"/>
           <w:b w:val="0"/>
           <w:i/>
+          <w:color w:val="000000"/>
           <w:sz w:val="22"/>
         </w:rPr>
         <w:t>Manager</w:t>
       </w:r>
       <w:r>
         <w:rPr>
-          <w:rFonts w:ascii="Arial" w:hAnsi="Arial"/>
+          <w:rFonts w:ascii="Arial" w:hAnsi="Arial" w:cs="Arial"/>
           <w:b w:val="0"/>
           <w:i w:val="0"/>
+          <w:color w:val="000000"/>
           <w:sz w:val="22"/>
         </w:rPr>
         <w:t>) dan pekerja bawahan (</w:t>
       </w:r>
       <w:r>
         <w:rPr>
-          <w:rFonts w:ascii="Arial" w:hAnsi="Arial"/>
+          <w:rFonts w:ascii="Arial" w:hAnsi="Arial" w:cs="Arial"/>
           <w:b w:val="0"/>
           <w:i/>
+          <w:color w:val="000000"/>
           <w:sz w:val="22"/>
         </w:rPr>
         <w:t>sub-worker</w:t>
       </w:r>
       <w:r>
         <w:rPr>
-          <w:rFonts w:ascii="Arial" w:hAnsi="Arial"/>
+          <w:rFonts w:ascii="Arial" w:hAnsi="Arial" w:cs="Arial"/>
           <w:b w:val="0"/>
           <w:i w:val="0"/>
+          <w:color w:val="000000"/>
           <w:sz w:val="22"/>
         </w:rPr>
         <w:t>) dalam carta organisasi syarikat?</w:t>
@@ -1234,94 +1983,105 @@
     </w:p>
     <w:p>
       <w:pPr>
-        <w:spacing w:after="160"/>
+        <w:spacing w:after="120" w:line="276" w:lineRule="auto"/>
+        <w:jc w:val="left"/>
       </w:pPr>
       <w:r>
         <w:rPr>
-          <w:rFonts w:ascii="Arial" w:hAnsi="Arial"/>
+          <w:rFonts w:ascii="Arial" w:hAnsi="Arial" w:cs="Arial"/>
           <w:b w:val="0"/>
           <w:i/>
+          <w:color w:val="000000"/>
           <w:sz w:val="22"/>
         </w:rPr>
         <w:t>Jawapan model:</w:t>
       </w:r>
       <w:r>
         <w:rPr>
-          <w:rFonts w:ascii="Arial" w:hAnsi="Arial"/>
+          <w:rFonts w:ascii="Arial" w:hAnsi="Arial" w:cs="Arial"/>
           <w:b w:val="0"/>
           <w:i w:val="0"/>
+          <w:color w:val="000000"/>
           <w:sz w:val="22"/>
         </w:rPr>
         <w:t xml:space="preserve"> Pengurus berada pada kedudukan lebih tinggi (ketua terdekat) berbanding pekerja bawahan; carta organisasi menunjukkan hubungan hierarki ini secara graf supaya laluan arahan dan pelaporan jelas — contohnya dalam studio penyuntingan, </w:t>
       </w:r>
       <w:r>
         <w:rPr>
-          <w:rFonts w:ascii="Arial" w:hAnsi="Arial"/>
+          <w:rFonts w:ascii="Arial" w:hAnsi="Arial" w:cs="Arial"/>
           <w:b w:val="0"/>
           <w:i/>
+          <w:color w:val="000000"/>
           <w:sz w:val="22"/>
         </w:rPr>
         <w:t>Lead Editor</w:t>
       </w:r>
       <w:r>
         <w:rPr>
-          <w:rFonts w:ascii="Arial" w:hAnsi="Arial"/>
+          <w:rFonts w:ascii="Arial" w:hAnsi="Arial" w:cs="Arial"/>
           <w:b w:val="0"/>
           <w:i w:val="0"/>
+          <w:color w:val="000000"/>
           <w:sz w:val="22"/>
         </w:rPr>
         <w:t xml:space="preserve"> (ketua terdekat) memberi arahan kepada </w:t>
       </w:r>
       <w:r>
         <w:rPr>
-          <w:rFonts w:ascii="Arial" w:hAnsi="Arial"/>
+          <w:rFonts w:ascii="Arial" w:hAnsi="Arial" w:cs="Arial"/>
           <w:b w:val="0"/>
           <w:i/>
+          <w:color w:val="000000"/>
           <w:sz w:val="22"/>
         </w:rPr>
         <w:t>Video Editor</w:t>
       </w:r>
       <w:r>
         <w:rPr>
-          <w:rFonts w:ascii="Arial" w:hAnsi="Arial"/>
+          <w:rFonts w:ascii="Arial" w:hAnsi="Arial" w:cs="Arial"/>
           <w:b w:val="0"/>
           <w:i w:val="0"/>
+          <w:color w:val="000000"/>
           <w:sz w:val="22"/>
         </w:rPr>
         <w:t xml:space="preserve"> dan </w:t>
       </w:r>
       <w:r>
         <w:rPr>
-          <w:rFonts w:ascii="Arial" w:hAnsi="Arial"/>
+          <w:rFonts w:ascii="Arial" w:hAnsi="Arial" w:cs="Arial"/>
           <w:b w:val="0"/>
           <w:i/>
+          <w:color w:val="000000"/>
           <w:sz w:val="22"/>
         </w:rPr>
         <w:t>Assistant Editor</w:t>
       </w:r>
       <w:r>
         <w:rPr>
-          <w:rFonts w:ascii="Arial" w:hAnsi="Arial"/>
+          <w:rFonts w:ascii="Arial" w:hAnsi="Arial" w:cs="Arial"/>
           <w:b w:val="0"/>
           <w:i w:val="0"/>
+          <w:color w:val="000000"/>
           <w:sz w:val="22"/>
         </w:rPr>
         <w:t xml:space="preserve"> (bawahan), dan mereka melapor balik kepada </w:t>
       </w:r>
       <w:r>
         <w:rPr>
-          <w:rFonts w:ascii="Arial" w:hAnsi="Arial"/>
+          <w:rFonts w:ascii="Arial" w:hAnsi="Arial" w:cs="Arial"/>
           <w:b w:val="0"/>
           <w:i/>
+          <w:color w:val="000000"/>
           <w:sz w:val="22"/>
         </w:rPr>
         <w:t>Lead Editor</w:t>
       </w:r>
       <w:r>
         <w:rPr>
-          <w:rFonts w:ascii="Arial" w:hAnsi="Arial"/>
+          <w:rFonts w:ascii="Arial" w:hAnsi="Arial" w:cs="Arial"/>
           <w:b w:val="0"/>
           <w:i w:val="0"/>
+          <w:color w:val="000000"/>
           <w:sz w:val="22"/>
         </w:rPr>
         <w:t>.</w:t>
@@ -1329,40 +2089,45 @@
     </w:p>
     <w:p>
       <w:pPr>
-        <w:spacing w:after="160"/>
+        <w:spacing w:after="120" w:line="276" w:lineRule="auto"/>
+        <w:jc w:val="left"/>
       </w:pPr>
       <w:r>
         <w:rPr>
-          <w:rFonts w:ascii="Arial" w:hAnsi="Arial"/>
+          <w:rFonts w:ascii="Arial" w:hAnsi="Arial" w:cs="Arial"/>
           <w:b/>
           <w:i w:val="0"/>
+          <w:color w:val="000000"/>
           <w:sz w:val="22"/>
         </w:rPr>
         <w:t>Soalan 2:</w:t>
       </w:r>
       <w:r>
         <w:rPr>
-          <w:rFonts w:ascii="Arial" w:hAnsi="Arial"/>
+          <w:rFonts w:ascii="Arial" w:hAnsi="Arial" w:cs="Arial"/>
           <w:b w:val="0"/>
           <w:i w:val="0"/>
+          <w:color w:val="000000"/>
           <w:sz w:val="22"/>
         </w:rPr>
         <w:t xml:space="preserve"> Apakah definisi "tugas dan kerja" (</w:t>
       </w:r>
       <w:r>
         <w:rPr>
-          <w:rFonts w:ascii="Arial" w:hAnsi="Arial"/>
+          <w:rFonts w:ascii="Arial" w:hAnsi="Arial" w:cs="Arial"/>
           <w:b w:val="0"/>
           <w:i/>
+          <w:color w:val="000000"/>
           <w:sz w:val="22"/>
         </w:rPr>
         <w:t>duty and task</w:t>
       </w:r>
       <w:r>
         <w:rPr>
-          <w:rFonts w:ascii="Arial" w:hAnsi="Arial"/>
+          <w:rFonts w:ascii="Arial" w:hAnsi="Arial" w:cs="Arial"/>
           <w:b w:val="0"/>
           <w:i w:val="0"/>
+          <w:color w:val="000000"/>
           <w:sz w:val="22"/>
         </w:rPr>
         <w:t>) dalam organisasi?</w:t>
@@ -1370,76 +2135,85 @@
     </w:p>
     <w:p>
       <w:pPr>
-        <w:spacing w:after="160"/>
+        <w:spacing w:after="120" w:line="276" w:lineRule="auto"/>
+        <w:jc w:val="left"/>
       </w:pPr>
       <w:r>
         <w:rPr>
-          <w:rFonts w:ascii="Arial" w:hAnsi="Arial"/>
+          <w:rFonts w:ascii="Arial" w:hAnsi="Arial" w:cs="Arial"/>
           <w:b w:val="0"/>
           <w:i/>
+          <w:color w:val="000000"/>
           <w:sz w:val="22"/>
         </w:rPr>
         <w:t>Jawapan model:</w:t>
       </w:r>
       <w:r>
         <w:rPr>
-          <w:rFonts w:ascii="Arial" w:hAnsi="Arial"/>
+          <w:rFonts w:ascii="Arial" w:hAnsi="Arial" w:cs="Arial"/>
           <w:b w:val="0"/>
           <w:i w:val="0"/>
+          <w:color w:val="000000"/>
           <w:sz w:val="22"/>
         </w:rPr>
         <w:t xml:space="preserve"> Tugas dan kerja ialah pelbagai jabatan dan peranan kerja yang membentuk carta organisasi, bertujuan memastikan organisasi mencapai misi dan matlamatnya; ia membantu setiap orang tahu siapa melakukan apa supaya tugas tidak bertindih — contohnya </w:t>
       </w:r>
       <w:r>
         <w:rPr>
-          <w:rFonts w:ascii="Arial" w:hAnsi="Arial"/>
+          <w:rFonts w:ascii="Arial" w:hAnsi="Arial" w:cs="Arial"/>
           <w:b w:val="0"/>
           <w:i/>
+          <w:color w:val="000000"/>
           <w:sz w:val="22"/>
         </w:rPr>
         <w:t>Video Editor</w:t>
       </w:r>
       <w:r>
         <w:rPr>
-          <w:rFonts w:ascii="Arial" w:hAnsi="Arial"/>
+          <w:rFonts w:ascii="Arial" w:hAnsi="Arial" w:cs="Arial"/>
           <w:b w:val="0"/>
           <w:i w:val="0"/>
+          <w:color w:val="000000"/>
           <w:sz w:val="22"/>
         </w:rPr>
         <w:t xml:space="preserve"> menyunting, </w:t>
       </w:r>
       <w:r>
         <w:rPr>
-          <w:rFonts w:ascii="Arial" w:hAnsi="Arial"/>
+          <w:rFonts w:ascii="Arial" w:hAnsi="Arial" w:cs="Arial"/>
           <w:b w:val="0"/>
           <w:i/>
+          <w:color w:val="000000"/>
           <w:sz w:val="22"/>
         </w:rPr>
         <w:t>Colourist</w:t>
       </w:r>
       <w:r>
         <w:rPr>
-          <w:rFonts w:ascii="Arial" w:hAnsi="Arial"/>
+          <w:rFonts w:ascii="Arial" w:hAnsi="Arial" w:cs="Arial"/>
           <w:b w:val="0"/>
           <w:i w:val="0"/>
+          <w:color w:val="000000"/>
           <w:sz w:val="22"/>
         </w:rPr>
         <w:t xml:space="preserve"> menyelaraskan warna, </w:t>
       </w:r>
       <w:r>
         <w:rPr>
-          <w:rFonts w:ascii="Arial" w:hAnsi="Arial"/>
+          <w:rFonts w:ascii="Arial" w:hAnsi="Arial" w:cs="Arial"/>
           <w:b w:val="0"/>
           <w:i/>
+          <w:color w:val="000000"/>
           <w:sz w:val="22"/>
         </w:rPr>
         <w:t>Sound Editor</w:t>
       </w:r>
       <w:r>
         <w:rPr>
-          <w:rFonts w:ascii="Arial" w:hAnsi="Arial"/>
+          <w:rFonts w:ascii="Arial" w:hAnsi="Arial" w:cs="Arial"/>
           <w:b w:val="0"/>
           <w:i w:val="0"/>
+          <w:color w:val="000000"/>
           <w:sz w:val="22"/>
         </w:rPr>
         <w:t xml:space="preserve"> mencampur audio, masing-masing tugas jelas dalam satu projek video.</w:t>
@@ -1447,22 +2221,25 @@
     </w:p>
     <w:p>
       <w:pPr>
-        <w:spacing w:after="160"/>
+        <w:spacing w:after="120" w:line="276" w:lineRule="auto"/>
+        <w:jc w:val="left"/>
       </w:pPr>
       <w:r>
         <w:rPr>
-          <w:rFonts w:ascii="Arial" w:hAnsi="Arial"/>
+          <w:rFonts w:ascii="Arial" w:hAnsi="Arial" w:cs="Arial"/>
           <w:b/>
           <w:i w:val="0"/>
+          <w:color w:val="000000"/>
           <w:sz w:val="22"/>
         </w:rPr>
         <w:t>Soalan 3:</w:t>
       </w:r>
       <w:r>
         <w:rPr>
-          <w:rFonts w:ascii="Arial" w:hAnsi="Arial"/>
+          <w:rFonts w:ascii="Arial" w:hAnsi="Arial" w:cs="Arial"/>
           <w:b w:val="0"/>
           <w:i w:val="0"/>
+          <w:color w:val="000000"/>
           <w:sz w:val="22"/>
         </w:rPr>
         <w:t xml:space="preserve"> Mengapa pekerja perlu memahami laluan kerjaya mereka dalam sesebuah organisasi?</w:t>
@@ -1470,112 +2247,129 @@
     </w:p>
     <w:p>
       <w:pPr>
-        <w:spacing w:after="160"/>
+        <w:spacing w:after="120" w:line="276" w:lineRule="auto"/>
+        <w:jc w:val="left"/>
       </w:pPr>
       <w:r>
         <w:rPr>
-          <w:rFonts w:ascii="Arial" w:hAnsi="Arial"/>
+          <w:rFonts w:ascii="Arial" w:hAnsi="Arial" w:cs="Arial"/>
           <w:b w:val="0"/>
           <w:i/>
+          <w:color w:val="000000"/>
           <w:sz w:val="22"/>
         </w:rPr>
         <w:t>Jawapan model:</w:t>
       </w:r>
       <w:r>
         <w:rPr>
-          <w:rFonts w:ascii="Arial" w:hAnsi="Arial"/>
+          <w:rFonts w:ascii="Arial" w:hAnsi="Arial" w:cs="Arial"/>
           <w:b w:val="0"/>
           <w:i w:val="0"/>
+          <w:color w:val="000000"/>
           <w:sz w:val="22"/>
         </w:rPr>
         <w:t xml:space="preserve"> Memahami laluan kerjaya memberi gambaran realistik tentang kedudukan masa depan, membantu pekerja dan syarikat mengenal pasti latihan yang diperlukan untuk membina kecekapan bagi peranan akan datang, dan membantu mengekalkan pekerja — contohnya seorang </w:t>
       </w:r>
       <w:r>
         <w:rPr>
-          <w:rFonts w:ascii="Arial" w:hAnsi="Arial"/>
+          <w:rFonts w:ascii="Arial" w:hAnsi="Arial" w:cs="Arial"/>
           <w:b w:val="0"/>
           <w:i/>
+          <w:color w:val="000000"/>
           <w:sz w:val="22"/>
         </w:rPr>
         <w:t>Assistant Editor</w:t>
       </w:r>
       <w:r>
         <w:rPr>
-          <w:rFonts w:ascii="Arial" w:hAnsi="Arial"/>
+          <w:rFonts w:ascii="Arial" w:hAnsi="Arial" w:cs="Arial"/>
           <w:b w:val="0"/>
           <w:i w:val="0"/>
+          <w:color w:val="000000"/>
           <w:sz w:val="22"/>
         </w:rPr>
         <w:t xml:space="preserve"> yang tahu laluan kerjayanya ke </w:t>
       </w:r>
       <w:r>
         <w:rPr>
-          <w:rFonts w:ascii="Arial" w:hAnsi="Arial"/>
+          <w:rFonts w:ascii="Arial" w:hAnsi="Arial" w:cs="Arial"/>
           <w:b w:val="0"/>
           <w:i/>
+          <w:color w:val="000000"/>
           <w:sz w:val="22"/>
         </w:rPr>
         <w:t>Video Editor</w:t>
       </w:r>
       <w:r>
         <w:rPr>
-          <w:rFonts w:ascii="Arial" w:hAnsi="Arial"/>
+          <w:rFonts w:ascii="Arial" w:hAnsi="Arial" w:cs="Arial"/>
           <w:b w:val="0"/>
           <w:i w:val="0"/>
+          <w:color w:val="000000"/>
           <w:sz w:val="22"/>
         </w:rPr>
         <w:t xml:space="preserve"> dan </w:t>
       </w:r>
       <w:r>
         <w:rPr>
-          <w:rFonts w:ascii="Arial" w:hAnsi="Arial"/>
+          <w:rFonts w:ascii="Arial" w:hAnsi="Arial" w:cs="Arial"/>
           <w:b w:val="0"/>
           <w:i/>
+          <w:color w:val="000000"/>
           <w:sz w:val="22"/>
         </w:rPr>
         <w:t>Lead Editor</w:t>
       </w:r>
       <w:r>
         <w:rPr>
-          <w:rFonts w:ascii="Arial" w:hAnsi="Arial"/>
+          <w:rFonts w:ascii="Arial" w:hAnsi="Arial" w:cs="Arial"/>
           <w:b w:val="0"/>
           <w:i w:val="0"/>
+          <w:color w:val="000000"/>
           <w:sz w:val="22"/>
         </w:rPr>
         <w:t xml:space="preserve"> akan lebih bermotivasi dan fokus membangunkan kemahiran penyuntingan serta pengurusan projek.</w:t>
       </w:r>
     </w:p>
     <w:p>
+      <w:pPr>
+        <w:spacing w:before="120" w:after="120" w:line="276" w:lineRule="auto"/>
+        <w:jc w:val="left"/>
+      </w:pPr>
       <w:r>
         <w:rPr>
-          <w:rFonts w:ascii="Arial" w:hAnsi="Arial"/>
+          <w:rFonts w:ascii="Arial" w:hAnsi="Arial" w:cs="Arial"/>
           <w:b/>
-          <w:sz w:val="24"/>
+          <w:color w:val="000000"/>
+          <w:sz w:val="22"/>
         </w:rPr>
         <w:t>RUJUKAN</w:t>
       </w:r>
       <w:r>
         <w:rPr>
-          <w:rFonts w:ascii="Arial" w:hAnsi="Arial"/>
+          <w:rFonts w:ascii="Arial" w:hAnsi="Arial" w:cs="Arial"/>
           <w:b/>
-          <w:sz w:val="24"/>
+          <w:color w:val="000000"/>
+          <w:sz w:val="22"/>
         </w:rPr>
         <w:t>/</w:t>
       </w:r>
       <w:r>
         <w:rPr>
-          <w:rFonts w:ascii="Arial" w:hAnsi="Arial"/>
+          <w:rFonts w:ascii="Arial" w:hAnsi="Arial" w:cs="Arial"/>
           <w:b/>
           <w:i/>
-          <w:sz w:val="24"/>
+          <w:color w:val="000000"/>
+          <w:sz w:val="22"/>
         </w:rPr>
         <w:t>REFERENCES</w:t>
       </w:r>
       <w:r>
         <w:rPr>
-          <w:rFonts w:ascii="Arial" w:hAnsi="Arial"/>
+          <w:rFonts w:ascii="Arial" w:hAnsi="Arial" w:cs="Arial"/>
           <w:b/>
-          <w:sz w:val="24"/>
+          <w:color w:val="000000"/>
+          <w:sz w:val="22"/>
         </w:rPr>
         <w:t>:</w:t>
       </w:r>
@@ -1583,13 +2377,15 @@
     <w:p/>
     <w:p>
       <w:pPr>
-        <w:spacing w:after="160"/>
+        <w:spacing w:after="120" w:line="276" w:lineRule="auto"/>
+        <w:jc w:val="left"/>
       </w:pPr>
       <w:r>
         <w:rPr>
-          <w:rFonts w:ascii="Arial" w:hAnsi="Arial"/>
+          <w:rFonts w:ascii="Arial" w:hAnsi="Arial" w:cs="Arial"/>
           <w:b w:val="0"/>
           <w:i w:val="0"/>
+          <w:color w:val="000000"/>
           <w:sz w:val="22"/>
         </w:rPr>
         <w:t>1. http://www.sampletemplates.org/employment-contract-agreement-template.html</w:t>
@@ -1597,13 +2393,15 @@
     </w:p>
     <w:p>
       <w:pPr>
-        <w:spacing w:after="160"/>
+        <w:spacing w:after="120" w:line="276" w:lineRule="auto"/>
+        <w:jc w:val="left"/>
       </w:pPr>
       <w:r>
         <w:rPr>
-          <w:rFonts w:ascii="Arial" w:hAnsi="Arial"/>
+          <w:rFonts w:ascii="Arial" w:hAnsi="Arial" w:cs="Arial"/>
           <w:b w:val="0"/>
           <w:i w:val="0"/>
+          <w:color w:val="000000"/>
           <w:sz w:val="22"/>
         </w:rPr>
         <w:t>2. http://www.mbaskool.com/business-concepts/human-resources-hr-terms/1782-career-path.html</w:t>
@@ -1611,13 +2409,15 @@
     </w:p>
     <w:p>
       <w:pPr>
-        <w:spacing w:after="160"/>
+        <w:spacing w:after="120" w:line="276" w:lineRule="auto"/>
+        <w:jc w:val="left"/>
       </w:pPr>
       <w:r>
         <w:rPr>
-          <w:rFonts w:ascii="Arial" w:hAnsi="Arial"/>
+          <w:rFonts w:ascii="Arial" w:hAnsi="Arial" w:cs="Arial"/>
           <w:b w:val="0"/>
           <w:i w:val="0"/>
+          <w:color w:val="000000"/>
           <w:sz w:val="22"/>
         </w:rPr>
         <w:t>3. https://en.wikipedia.org/wiki/Organization_chart</w:t>
@@ -1625,13 +2425,15 @@
     </w:p>
     <w:p>
       <w:pPr>
-        <w:spacing w:after="160"/>
+        <w:spacing w:after="120" w:line="276" w:lineRule="auto"/>
+        <w:jc w:val="left"/>
       </w:pPr>
       <w:r>
         <w:rPr>
-          <w:rFonts w:ascii="Arial" w:hAnsi="Arial"/>
+          <w:rFonts w:ascii="Arial" w:hAnsi="Arial" w:cs="Arial"/>
           <w:b w:val="0"/>
           <w:i w:val="0"/>
+          <w:color w:val="000000"/>
           <w:sz w:val="22"/>
         </w:rPr>
         <w:t>4. Creately.com/blog/diagrams/organizational-chart-best-practices/</w:t>
@@ -1704,614 +2506,8 @@
     <w:pPr>
       <w:pStyle w:val="Header"/>
     </w:pPr>
+    <w:r/>
   </w:p>
-  <w:tbl>
-    <w:tblPr>
-      <w:tblW w:type="auto" w:w="0"/>
-      <w:jc w:val="center"/>
-      <w:tblLook w:firstColumn="1" w:firstRow="1" w:lastColumn="0" w:lastRow="0" w:noHBand="0" w:noVBand="1" w:val="04A0"/>
-      <w:tblBorders>
-        <w:top w:val="single" w:sz="4" w:space="0" w:color="000000"/>
-        <w:left w:val="single" w:sz="4" w:space="0" w:color="000000"/>
-        <w:bottom w:val="single" w:sz="4" w:space="0" w:color="000000"/>
-        <w:right w:val="single" w:sz="4" w:space="0" w:color="000000"/>
-        <w:insideH w:val="single" w:sz="4" w:space="0" w:color="000000"/>
-        <w:insideV w:val="single" w:sz="4" w:space="0" w:color="000000"/>
-      </w:tblBorders>
-    </w:tblPr>
-    <w:tblGrid>
-      <w:gridCol w:w="3213"/>
-      <w:gridCol w:w="3213"/>
-      <w:gridCol w:w="3213"/>
-    </w:tblGrid>
-    <w:tr>
-      <w:tc>
-        <w:tcPr>
-          <w:tcW w:type="dxa" w:w="2551"/>
-          <w:vAlign w:val="center"/>
-          <w:tcMar>
-            <w:top w:w="40" w:type="dxa"/>
-            <w:bottom w:w="40" w:type="dxa"/>
-            <w:start w:w="80" w:type="dxa"/>
-            <w:end w:w="80" w:type="dxa"/>
-          </w:tcMar>
-        </w:tcPr>
-        <w:p>
-          <w:pPr>
-            <w:jc w:val="left"/>
-          </w:pPr>
-          <w:r>
-            <w:drawing>
-              <wp:inline xmlns:a="http://schemas.openxmlformats.org/drawingml/2006/main" xmlns:pic="http://schemas.openxmlformats.org/drawingml/2006/picture">
-                <wp:extent cx="885785" cy="1404000"/>
-                <wp:docPr id="1" name="Picture 1"/>
-                <wp:cNvGraphicFramePr>
-                  <a:graphicFrameLocks noChangeAspect="1"/>
-                </wp:cNvGraphicFramePr>
-                <a:graphic>
-                  <a:graphicData uri="http://schemas.openxmlformats.org/drawingml/2006/picture">
-                    <pic:pic>
-                      <pic:nvPicPr>
-                        <pic:cNvPr id="0" name="jpk-logo-official.png"/>
-                        <pic:cNvPicPr/>
-                      </pic:nvPicPr>
-                      <pic:blipFill>
-                        <a:blip r:embed="rId1"/>
-                        <a:stretch>
-                          <a:fillRect/>
-                        </a:stretch>
-                      </pic:blipFill>
-                      <pic:spPr>
-                        <a:xfrm>
-                          <a:off x="0" y="0"/>
-                          <a:ext cx="885785" cy="1404000"/>
-                        </a:xfrm>
-                        <a:prstGeom prst="rect"/>
-                      </pic:spPr>
-                    </pic:pic>
-                  </a:graphicData>
-                </a:graphic>
-              </wp:inline>
-            </w:drawing>
-          </w:r>
-        </w:p>
-      </w:tc>
-      <w:tc>
-        <w:tcPr>
-          <w:tcW w:type="dxa" w:w="2268"/>
-          <w:gridSpan w:val="2"/>
-          <w:tcMar>
-            <w:top w:w="40" w:type="dxa"/>
-            <w:bottom w:w="40" w:type="dxa"/>
-            <w:start w:w="80" w:type="dxa"/>
-            <w:end w:w="80" w:type="dxa"/>
-          </w:tcMar>
-          <w:tcMar>
-            <w:top w:w="40" w:type="dxa"/>
-            <w:bottom w:w="40" w:type="dxa"/>
-            <w:start w:w="80" w:type="dxa"/>
-            <w:end w:w="80" w:type="dxa"/>
-          </w:tcMar>
-        </w:tcPr>
-        <w:p>
-          <w:r/>
-          <w:r>
-            <w:rPr>
-              <w:rFonts w:ascii="Arial" w:hAnsi="Arial"/>
-              <w:b/>
-              <w:sz w:val="22"/>
-            </w:rPr>
-            <w:t>JABATAN PEMBANGUNAN KEMAHIRAN</w:t>
-          </w:r>
-        </w:p>
-        <w:p>
-          <w:r>
-            <w:rPr>
-              <w:rFonts w:ascii="Arial" w:hAnsi="Arial"/>
-              <w:b/>
-              <w:sz w:val="22"/>
-            </w:rPr>
-            <w:t>KEMENTERIAN SUMBER MANUSIA</w:t>
-          </w:r>
-        </w:p>
-        <w:p>
-          <w:r>
-            <w:rPr>
-              <w:rFonts w:ascii="Arial" w:hAnsi="Arial"/>
-              <w:b/>
-              <w:sz w:val="22"/>
-            </w:rPr>
-            <w:t>ARAS 7 &amp; 8 BLOK D4, KOMPLEK D</w:t>
-          </w:r>
-        </w:p>
-        <w:p>
-          <w:r>
-            <w:rPr>
-              <w:rFonts w:ascii="Arial" w:hAnsi="Arial"/>
-              <w:b/>
-              <w:sz w:val="22"/>
-            </w:rPr>
-            <w:t>PUSAT PENTADBIRAN KERAJAAN PERSEKUTUAN</w:t>
-          </w:r>
-        </w:p>
-        <w:p>
-          <w:r>
-            <w:rPr>
-              <w:rFonts w:ascii="Arial" w:hAnsi="Arial"/>
-              <w:b/>
-              <w:sz w:val="22"/>
-            </w:rPr>
-            <w:t>62530 PUTRAJAYA</w:t>
-          </w:r>
-        </w:p>
-        <w:p/>
-        <w:p>
-          <w:r>
-            <w:rPr>
-              <w:rFonts w:ascii="Arial" w:hAnsi="Arial"/>
-              <w:b/>
-              <w:sz w:val="40"/>
-            </w:rPr>
-            <w:t>KERTAS PENERANGAN</w:t>
-          </w:r>
-        </w:p>
-        <w:p>
-          <w:r>
-            <w:rPr>
-              <w:rFonts w:ascii="Arial" w:hAnsi="Arial"/>
-              <w:b/>
-              <w:sz w:val="24"/>
-            </w:rPr>
-            <w:t>(</w:t>
-          </w:r>
-          <w:r>
-            <w:rPr>
-              <w:rFonts w:ascii="Arial" w:hAnsi="Arial"/>
-              <w:b/>
-              <w:i/>
-              <w:sz w:val="24"/>
-            </w:rPr>
-            <w:t>INFORMATION SHEET</w:t>
-          </w:r>
-          <w:r>
-            <w:rPr>
-              <w:rFonts w:ascii="Arial" w:hAnsi="Arial"/>
-              <w:b/>
-              <w:sz w:val="24"/>
-            </w:rPr>
-            <w:t>)</w:t>
-          </w:r>
-        </w:p>
-      </w:tc>
-    </w:tr>
-    <w:tr>
-      <w:tc>
-        <w:tcPr>
-          <w:tcW w:type="dxa" w:w="2551"/>
-          <w:tcMar>
-            <w:top w:w="40" w:type="dxa"/>
-            <w:bottom w:w="40" w:type="dxa"/>
-            <w:start w:w="80" w:type="dxa"/>
-            <w:end w:w="80" w:type="dxa"/>
-          </w:tcMar>
-        </w:tcPr>
-        <w:p>
-          <w:r/>
-          <w:r>
-            <w:rPr>
-              <w:rFonts w:ascii="Arial" w:hAnsi="Arial"/>
-              <w:b/>
-              <w:sz w:val="22"/>
-            </w:rPr>
-            <w:t xml:space="preserve">KOD DAN NAMA PROGRAM / </w:t>
-          </w:r>
-          <w:r>
-            <w:rPr>
-              <w:rFonts w:ascii="Arial" w:hAnsi="Arial"/>
-              <w:b/>
-              <w:i/>
-              <w:sz w:val="22"/>
-            </w:rPr>
-            <w:t>PROGRAM'S CODE AND NAME</w:t>
-          </w:r>
-        </w:p>
-      </w:tc>
-      <w:tc>
-        <w:tcPr>
-          <w:tcW w:type="dxa" w:w="2268"/>
-          <w:gridSpan w:val="2"/>
-          <w:tcMar>
-            <w:top w:w="40" w:type="dxa"/>
-            <w:bottom w:w="40" w:type="dxa"/>
-            <w:start w:w="80" w:type="dxa"/>
-            <w:end w:w="80" w:type="dxa"/>
-          </w:tcMar>
-          <w:tcMar>
-            <w:top w:w="40" w:type="dxa"/>
-            <w:bottom w:w="40" w:type="dxa"/>
-            <w:start w:w="80" w:type="dxa"/>
-            <w:end w:w="80" w:type="dxa"/>
-          </w:tcMar>
-        </w:tcPr>
-        <w:p>
-          <w:r/>
-          <w:r>
-            <w:rPr>
-              <w:rFonts w:ascii="Arial" w:hAnsi="Arial"/>
-              <w:b/>
-              <w:i w:val="0"/>
-              <w:sz w:val="22"/>
-            </w:rPr>
-            <w:t>Z-009-1:2015 CORE ABILITIES (untuk program IT-072-3:2012 VIDEO / FILM (EDITING))</w:t>
-          </w:r>
-        </w:p>
-      </w:tc>
-    </w:tr>
-    <w:tr>
-      <w:tc>
-        <w:tcPr>
-          <w:tcW w:type="dxa" w:w="2551"/>
-          <w:tcMar>
-            <w:top w:w="40" w:type="dxa"/>
-            <w:bottom w:w="40" w:type="dxa"/>
-            <w:start w:w="80" w:type="dxa"/>
-            <w:end w:w="80" w:type="dxa"/>
-          </w:tcMar>
-        </w:tcPr>
-        <w:p>
-          <w:r/>
-          <w:r>
-            <w:rPr>
-              <w:rFonts w:ascii="Arial" w:hAnsi="Arial"/>
-              <w:b/>
-              <w:sz w:val="22"/>
-            </w:rPr>
-            <w:t xml:space="preserve">TAHAP / </w:t>
-          </w:r>
-          <w:r>
-            <w:rPr>
-              <w:rFonts w:ascii="Arial" w:hAnsi="Arial"/>
-              <w:b/>
-              <w:i/>
-              <w:sz w:val="22"/>
-            </w:rPr>
-            <w:t>LEVEL</w:t>
-          </w:r>
-        </w:p>
-      </w:tc>
-      <w:tc>
-        <w:tcPr>
-          <w:tcW w:type="dxa" w:w="2268"/>
-          <w:gridSpan w:val="2"/>
-          <w:tcMar>
-            <w:top w:w="40" w:type="dxa"/>
-            <w:bottom w:w="40" w:type="dxa"/>
-            <w:start w:w="80" w:type="dxa"/>
-            <w:end w:w="80" w:type="dxa"/>
-          </w:tcMar>
-          <w:tcMar>
-            <w:top w:w="40" w:type="dxa"/>
-            <w:bottom w:w="40" w:type="dxa"/>
-            <w:start w:w="80" w:type="dxa"/>
-            <w:end w:w="80" w:type="dxa"/>
-          </w:tcMar>
-        </w:tcPr>
-        <w:p>
-          <w:r/>
-          <w:r>
-            <w:rPr>
-              <w:rFonts w:ascii="Arial" w:hAnsi="Arial"/>
-              <w:b/>
-              <w:i w:val="0"/>
-              <w:sz w:val="22"/>
-            </w:rPr>
-            <w:t>1</w:t>
-          </w:r>
-        </w:p>
-      </w:tc>
-    </w:tr>
-    <w:tr>
-      <w:tc>
-        <w:tcPr>
-          <w:tcW w:type="dxa" w:w="2551"/>
-          <w:tcMar>
-            <w:top w:w="40" w:type="dxa"/>
-            <w:bottom w:w="40" w:type="dxa"/>
-            <w:start w:w="80" w:type="dxa"/>
-            <w:end w:w="80" w:type="dxa"/>
-          </w:tcMar>
-        </w:tcPr>
-        <w:p>
-          <w:r/>
-          <w:r>
-            <w:rPr>
-              <w:rFonts w:ascii="Arial" w:hAnsi="Arial"/>
-              <w:b/>
-              <w:sz w:val="22"/>
-            </w:rPr>
-            <w:t xml:space="preserve">NO. DAN TAJUK KEBOLEHAN TERAS / </w:t>
-          </w:r>
-          <w:r>
-            <w:rPr>
-              <w:rFonts w:ascii="Arial" w:hAnsi="Arial"/>
-              <w:b/>
-              <w:i/>
-              <w:sz w:val="22"/>
-            </w:rPr>
-            <w:t>CORE ABILITY NO. AND TITLE</w:t>
-          </w:r>
-        </w:p>
-      </w:tc>
-      <w:tc>
-        <w:tcPr>
-          <w:tcW w:type="dxa" w:w="2268"/>
-          <w:gridSpan w:val="2"/>
-          <w:tcMar>
-            <w:top w:w="40" w:type="dxa"/>
-            <w:bottom w:w="40" w:type="dxa"/>
-            <w:start w:w="80" w:type="dxa"/>
-            <w:end w:w="80" w:type="dxa"/>
-          </w:tcMar>
-          <w:tcMar>
-            <w:top w:w="40" w:type="dxa"/>
-            <w:bottom w:w="40" w:type="dxa"/>
-            <w:start w:w="80" w:type="dxa"/>
-            <w:end w:w="80" w:type="dxa"/>
-          </w:tcMar>
-        </w:tcPr>
-        <w:p>
-          <w:r/>
-          <w:r>
-            <w:rPr>
-              <w:rFonts w:ascii="Arial" w:hAnsi="Arial"/>
-              <w:b/>
-              <w:i w:val="0"/>
-              <w:sz w:val="22"/>
-            </w:rPr>
-            <w:t>CA03 WORK PLACE ETHICS AWARENESS</w:t>
-          </w:r>
-        </w:p>
-      </w:tc>
-    </w:tr>
-    <w:tr>
-      <w:tc>
-        <w:tcPr>
-          <w:tcW w:type="dxa" w:w="2551"/>
-          <w:tcMar>
-            <w:top w:w="40" w:type="dxa"/>
-            <w:bottom w:w="40" w:type="dxa"/>
-            <w:start w:w="80" w:type="dxa"/>
-            <w:end w:w="80" w:type="dxa"/>
-          </w:tcMar>
-        </w:tcPr>
-        <w:p>
-          <w:r/>
-          <w:r>
-            <w:rPr>
-              <w:rFonts w:ascii="Arial" w:hAnsi="Arial"/>
-              <w:b/>
-              <w:sz w:val="22"/>
-            </w:rPr>
-            <w:t xml:space="preserve">NO. DAN PENYATAAN KEBOLEHAN / </w:t>
-          </w:r>
-          <w:r>
-            <w:rPr>
-              <w:rFonts w:ascii="Arial" w:hAnsi="Arial"/>
-              <w:b/>
-              <w:i/>
-              <w:sz w:val="22"/>
-            </w:rPr>
-            <w:t>ABILITY NO. AND STATEMENT</w:t>
-          </w:r>
-        </w:p>
-      </w:tc>
-      <w:tc>
-        <w:tcPr>
-          <w:tcW w:type="dxa" w:w="2268"/>
-          <w:gridSpan w:val="2"/>
-          <w:tcMar>
-            <w:top w:w="40" w:type="dxa"/>
-            <w:bottom w:w="40" w:type="dxa"/>
-            <w:start w:w="80" w:type="dxa"/>
-            <w:end w:w="80" w:type="dxa"/>
-          </w:tcMar>
-          <w:tcMar>
-            <w:top w:w="40" w:type="dxa"/>
-            <w:bottom w:w="40" w:type="dxa"/>
-            <w:start w:w="80" w:type="dxa"/>
-            <w:end w:w="80" w:type="dxa"/>
-          </w:tcMar>
-        </w:tcPr>
-        <w:p>
-          <w:r/>
-          <w:r>
-            <w:rPr>
-              <w:rFonts w:ascii="Arial" w:hAnsi="Arial"/>
-              <w:b/>
-              <w:i w:val="0"/>
-              <w:sz w:val="22"/>
-            </w:rPr>
-            <w:t>03.01 RESPOND TO INSTRUCTIONS</w:t>
-          </w:r>
-        </w:p>
-      </w:tc>
-    </w:tr>
-    <w:tr>
-      <w:tc>
-        <w:tcPr>
-          <w:tcW w:type="dxa" w:w="2551"/>
-          <w:tcMar>
-            <w:top w:w="40" w:type="dxa"/>
-            <w:bottom w:w="40" w:type="dxa"/>
-            <w:start w:w="80" w:type="dxa"/>
-            <w:end w:w="80" w:type="dxa"/>
-          </w:tcMar>
-        </w:tcPr>
-        <w:p>
-          <w:r/>
-          <w:r>
-            <w:rPr>
-              <w:rFonts w:ascii="Arial" w:hAnsi="Arial"/>
-              <w:b/>
-              <w:sz w:val="22"/>
-            </w:rPr>
-            <w:t xml:space="preserve">NO. KOD / </w:t>
-          </w:r>
-          <w:r>
-            <w:rPr>
-              <w:rFonts w:ascii="Arial" w:hAnsi="Arial"/>
-              <w:b/>
-              <w:i/>
-              <w:sz w:val="22"/>
-            </w:rPr>
-            <w:t>CODE NO.</w:t>
-          </w:r>
-        </w:p>
-      </w:tc>
-      <w:tc>
-        <w:tcPr>
-          <w:tcW w:type="dxa" w:w="4819"/>
-          <w:tcMar>
-            <w:top w:w="40" w:type="dxa"/>
-            <w:bottom w:w="40" w:type="dxa"/>
-            <w:start w:w="80" w:type="dxa"/>
-            <w:end w:w="80" w:type="dxa"/>
-          </w:tcMar>
-        </w:tcPr>
-        <w:p>
-          <w:r/>
-          <w:r>
-            <w:rPr>
-              <w:rFonts w:ascii="Arial" w:hAnsi="Arial"/>
-              <w:b/>
-              <w:i w:val="0"/>
-              <w:sz w:val="22"/>
-            </w:rPr>
-            <w:t>Z-009-1:2015-M03/P(1/2)</w:t>
-          </w:r>
-        </w:p>
-      </w:tc>
-      <w:tc>
-        <w:tcPr>
-          <w:tcW w:type="dxa" w:w="2268"/>
-          <w:tcMar>
-            <w:top w:w="40" w:type="dxa"/>
-            <w:bottom w:w="40" w:type="dxa"/>
-            <w:start w:w="80" w:type="dxa"/>
-            <w:end w:w="80" w:type="dxa"/>
-          </w:tcMar>
-        </w:tcPr>
-        <w:p>
-          <w:r/>
-          <w:r>
-            <w:rPr>
-              <w:rFonts w:ascii="Arial" w:hAnsi="Arial"/>
-              <w:b/>
-              <w:sz w:val="22"/>
-            </w:rPr>
-            <w:t xml:space="preserve">Mukasurat / </w:t>
-          </w:r>
-          <w:r>
-            <w:rPr>
-              <w:rFonts w:ascii="Arial" w:hAnsi="Arial"/>
-              <w:b/>
-              <w:i/>
-              <w:sz w:val="22"/>
-            </w:rPr>
-            <w:t>Page</w:t>
-          </w:r>
-          <w:r>
-            <w:rPr>
-              <w:rFonts w:ascii="Arial" w:hAnsi="Arial"/>
-              <w:b/>
-              <w:sz w:val="22"/>
-            </w:rPr>
-            <w:t xml:space="preserve"> : </w:t>
-          </w:r>
-          <w:r>
-            <w:rPr>
-              <w:rFonts w:ascii="Arial" w:hAnsi="Arial"/>
-              <w:b/>
-              <w:sz w:val="22"/>
-            </w:rPr>
-            <w:fldChar w:fldCharType="begin"/>
-            <w:instrText xml:space="preserve">PAGE</w:instrText>
-            <w:fldChar w:fldCharType="separate"/>
-            <w:t>1</w:t>
-            <w:fldChar w:fldCharType="end"/>
-          </w:r>
-        </w:p>
-        <w:p>
-          <w:r>
-            <w:rPr>
-              <w:rFonts w:ascii="Arial" w:hAnsi="Arial"/>
-              <w:b/>
-              <w:sz w:val="22"/>
-            </w:rPr>
-            <w:t xml:space="preserve">Drpd / </w:t>
-          </w:r>
-          <w:r>
-            <w:rPr>
-              <w:rFonts w:ascii="Arial" w:hAnsi="Arial"/>
-              <w:b/>
-              <w:i/>
-              <w:sz w:val="22"/>
-            </w:rPr>
-            <w:t>of</w:t>
-          </w:r>
-          <w:r>
-            <w:rPr>
-              <w:rFonts w:ascii="Arial" w:hAnsi="Arial"/>
-              <w:b/>
-              <w:sz w:val="22"/>
-            </w:rPr>
-            <w:t xml:space="preserve"> : </w:t>
-          </w:r>
-          <w:r>
-            <w:rPr>
-              <w:rFonts w:ascii="Arial" w:hAnsi="Arial"/>
-              <w:b/>
-              <w:sz w:val="22"/>
-            </w:rPr>
-            <w:fldChar w:fldCharType="begin"/>
-            <w:instrText xml:space="preserve">NUMPAGES</w:instrText>
-            <w:fldChar w:fldCharType="separate"/>
-            <w:t>1</w:t>
-            <w:fldChar w:fldCharType="end"/>
-          </w:r>
-        </w:p>
-      </w:tc>
-    </w:tr>
-    <w:tr>
-      <w:tc>
-        <w:tcPr>
-          <w:tcW w:type="dxa" w:w="2268"/>
-          <w:gridSpan w:val="3"/>
-          <w:tcMar>
-            <w:top w:w="40" w:type="dxa"/>
-            <w:bottom w:w="40" w:type="dxa"/>
-            <w:start w:w="80" w:type="dxa"/>
-            <w:end w:w="80" w:type="dxa"/>
-          </w:tcMar>
-          <w:tcMar>
-            <w:top w:w="40" w:type="dxa"/>
-            <w:bottom w:w="40" w:type="dxa"/>
-            <w:start w:w="80" w:type="dxa"/>
-            <w:end w:w="80" w:type="dxa"/>
-          </w:tcMar>
-          <w:tcMar>
-            <w:top w:w="40" w:type="dxa"/>
-            <w:bottom w:w="40" w:type="dxa"/>
-            <w:start w:w="80" w:type="dxa"/>
-            <w:end w:w="80" w:type="dxa"/>
-          </w:tcMar>
-        </w:tcPr>
-        <w:p>
-          <w:r/>
-        </w:p>
-      </w:tc>
-    </w:tr>
-  </w:tbl>
 </w:hdr>
 </file>
 
